--- a/template/template-omr-essay-ai-scan.docx
+++ b/template/template-omr-essay-ai-scan.docx
@@ -461,6 +461,7 @@
                     <w:rPr>
                       <w:b/>
                       <w:bCs/>
+                      <w:color w:val="BFBFBF" w:themeColor="background1" w:themeShade="BF"/>
                       <w:sz w:val="24"/>
                       <w:szCs w:val="24"/>
                     </w:rPr>
@@ -470,6 +471,7 @@
                       <w:rFonts w:hint="eastAsia"/>
                       <w:b/>
                       <w:bCs/>
+                      <w:color w:val="BFBFBF" w:themeColor="background1" w:themeShade="BF"/>
                       <w:sz w:val="24"/>
                       <w:szCs w:val="24"/>
                     </w:rPr>
@@ -481,6 +483,7 @@
                     <w:rPr>
                       <w:b/>
                       <w:bCs/>
+                      <w:color w:val="BFBFBF" w:themeColor="background1" w:themeShade="BF"/>
                       <w:sz w:val="24"/>
                       <w:szCs w:val="24"/>
                     </w:rPr>
@@ -490,6 +493,7 @@
                       <w:rFonts w:hint="eastAsia"/>
                       <w:b/>
                       <w:bCs/>
+                      <w:color w:val="BFBFBF" w:themeColor="background1" w:themeShade="BF"/>
                       <w:sz w:val="24"/>
                       <w:szCs w:val="24"/>
                     </w:rPr>
@@ -501,6 +505,7 @@
                     <w:rPr>
                       <w:b/>
                       <w:bCs/>
+                      <w:color w:val="BFBFBF" w:themeColor="background1" w:themeShade="BF"/>
                       <w:sz w:val="24"/>
                       <w:szCs w:val="24"/>
                     </w:rPr>
@@ -510,6 +515,7 @@
                       <w:rFonts w:hint="eastAsia"/>
                       <w:b/>
                       <w:bCs/>
+                      <w:color w:val="BFBFBF" w:themeColor="background1" w:themeShade="BF"/>
                       <w:sz w:val="24"/>
                       <w:szCs w:val="24"/>
                     </w:rPr>
@@ -521,6 +527,7 @@
                     <w:rPr>
                       <w:b/>
                       <w:bCs/>
+                      <w:color w:val="BFBFBF" w:themeColor="background1" w:themeShade="BF"/>
                       <w:sz w:val="24"/>
                       <w:szCs w:val="24"/>
                     </w:rPr>
@@ -530,6 +537,7 @@
                       <w:rFonts w:hint="eastAsia"/>
                       <w:b/>
                       <w:bCs/>
+                      <w:color w:val="BFBFBF" w:themeColor="background1" w:themeShade="BF"/>
                       <w:sz w:val="24"/>
                       <w:szCs w:val="24"/>
                     </w:rPr>
@@ -541,6 +549,7 @@
                     <w:rPr>
                       <w:b/>
                       <w:bCs/>
+                      <w:color w:val="BFBFBF" w:themeColor="background1" w:themeShade="BF"/>
                       <w:sz w:val="24"/>
                       <w:szCs w:val="24"/>
                     </w:rPr>
@@ -550,6 +559,7 @@
                       <w:rFonts w:hint="eastAsia"/>
                       <w:b/>
                       <w:bCs/>
+                      <w:color w:val="BFBFBF" w:themeColor="background1" w:themeShade="BF"/>
                       <w:sz w:val="24"/>
                       <w:szCs w:val="24"/>
                     </w:rPr>
@@ -561,6 +571,7 @@
                     <w:rPr>
                       <w:b/>
                       <w:bCs/>
+                      <w:color w:val="BFBFBF" w:themeColor="background1" w:themeShade="BF"/>
                       <w:sz w:val="24"/>
                       <w:szCs w:val="24"/>
                     </w:rPr>
@@ -570,6 +581,7 @@
                       <w:rFonts w:hint="eastAsia"/>
                       <w:b/>
                       <w:bCs/>
+                      <w:color w:val="BFBFBF" w:themeColor="background1" w:themeShade="BF"/>
                       <w:sz w:val="24"/>
                       <w:szCs w:val="24"/>
                     </w:rPr>
@@ -581,6 +593,7 @@
                     <w:rPr>
                       <w:b/>
                       <w:bCs/>
+                      <w:color w:val="BFBFBF" w:themeColor="background1" w:themeShade="BF"/>
                       <w:sz w:val="24"/>
                       <w:szCs w:val="24"/>
                     </w:rPr>
@@ -590,6 +603,7 @@
                       <w:rFonts w:hint="eastAsia"/>
                       <w:b/>
                       <w:bCs/>
+                      <w:color w:val="BFBFBF" w:themeColor="background1" w:themeShade="BF"/>
                       <w:sz w:val="24"/>
                       <w:szCs w:val="24"/>
                     </w:rPr>
@@ -601,6 +615,7 @@
                     <w:rPr>
                       <w:b/>
                       <w:bCs/>
+                      <w:color w:val="BFBFBF" w:themeColor="background1" w:themeShade="BF"/>
                       <w:sz w:val="24"/>
                       <w:szCs w:val="24"/>
                     </w:rPr>
@@ -610,6 +625,7 @@
                       <w:rFonts w:hint="eastAsia"/>
                       <w:b/>
                       <w:bCs/>
+                      <w:color w:val="BFBFBF" w:themeColor="background1" w:themeShade="BF"/>
                       <w:sz w:val="24"/>
                       <w:szCs w:val="24"/>
                     </w:rPr>
@@ -621,6 +637,7 @@
                     <w:rPr>
                       <w:b/>
                       <w:bCs/>
+                      <w:color w:val="BFBFBF" w:themeColor="background1" w:themeShade="BF"/>
                       <w:sz w:val="24"/>
                       <w:szCs w:val="24"/>
                     </w:rPr>
@@ -630,6 +647,7 @@
                       <w:rFonts w:hint="eastAsia"/>
                       <w:b/>
                       <w:bCs/>
+                      <w:color w:val="BFBFBF" w:themeColor="background1" w:themeShade="BF"/>
                       <w:sz w:val="24"/>
                       <w:szCs w:val="24"/>
                     </w:rPr>
@@ -641,6 +659,7 @@
                     <w:rPr>
                       <w:b/>
                       <w:bCs/>
+                      <w:color w:val="BFBFBF" w:themeColor="background1" w:themeShade="BF"/>
                       <w:sz w:val="24"/>
                       <w:szCs w:val="24"/>
                     </w:rPr>
@@ -650,6 +669,7 @@
                       <w:rFonts w:hint="eastAsia"/>
                       <w:b/>
                       <w:bCs/>
+                      <w:color w:val="BFBFBF" w:themeColor="background1" w:themeShade="BF"/>
                       <w:sz w:val="24"/>
                       <w:szCs w:val="24"/>
                     </w:rPr>
@@ -666,6 +686,7 @@
                     <w:rPr>
                       <w:b/>
                       <w:bCs/>
+                      <w:color w:val="BFBFBF" w:themeColor="background1" w:themeShade="BF"/>
                       <w:sz w:val="24"/>
                       <w:szCs w:val="24"/>
                     </w:rPr>
@@ -675,6 +696,7 @@
                       <w:rFonts w:hint="eastAsia"/>
                       <w:b/>
                       <w:bCs/>
+                      <w:color w:val="BFBFBF" w:themeColor="background1" w:themeShade="BF"/>
                       <w:sz w:val="24"/>
                       <w:szCs w:val="24"/>
                     </w:rPr>
@@ -686,6 +708,7 @@
                     <w:rPr>
                       <w:b/>
                       <w:bCs/>
+                      <w:color w:val="BFBFBF" w:themeColor="background1" w:themeShade="BF"/>
                       <w:sz w:val="24"/>
                       <w:szCs w:val="24"/>
                     </w:rPr>
@@ -695,6 +718,7 @@
                       <w:rFonts w:hint="eastAsia"/>
                       <w:b/>
                       <w:bCs/>
+                      <w:color w:val="BFBFBF" w:themeColor="background1" w:themeShade="BF"/>
                       <w:sz w:val="24"/>
                       <w:szCs w:val="24"/>
                     </w:rPr>
@@ -706,6 +730,7 @@
                     <w:rPr>
                       <w:b/>
                       <w:bCs/>
+                      <w:color w:val="BFBFBF" w:themeColor="background1" w:themeShade="BF"/>
                       <w:sz w:val="24"/>
                       <w:szCs w:val="24"/>
                     </w:rPr>
@@ -715,6 +740,7 @@
                       <w:rFonts w:hint="eastAsia"/>
                       <w:b/>
                       <w:bCs/>
+                      <w:color w:val="BFBFBF" w:themeColor="background1" w:themeShade="BF"/>
                       <w:sz w:val="24"/>
                       <w:szCs w:val="24"/>
                     </w:rPr>
@@ -726,6 +752,7 @@
                     <w:rPr>
                       <w:b/>
                       <w:bCs/>
+                      <w:color w:val="BFBFBF" w:themeColor="background1" w:themeShade="BF"/>
                       <w:sz w:val="24"/>
                       <w:szCs w:val="24"/>
                     </w:rPr>
@@ -735,6 +762,7 @@
                       <w:rFonts w:hint="eastAsia"/>
                       <w:b/>
                       <w:bCs/>
+                      <w:color w:val="BFBFBF" w:themeColor="background1" w:themeShade="BF"/>
                       <w:sz w:val="24"/>
                       <w:szCs w:val="24"/>
                     </w:rPr>
@@ -746,6 +774,7 @@
                     <w:rPr>
                       <w:b/>
                       <w:bCs/>
+                      <w:color w:val="BFBFBF" w:themeColor="background1" w:themeShade="BF"/>
                       <w:sz w:val="24"/>
                       <w:szCs w:val="24"/>
                     </w:rPr>
@@ -755,6 +784,7 @@
                       <w:rFonts w:hint="eastAsia"/>
                       <w:b/>
                       <w:bCs/>
+                      <w:color w:val="BFBFBF" w:themeColor="background1" w:themeShade="BF"/>
                       <w:sz w:val="24"/>
                       <w:szCs w:val="24"/>
                     </w:rPr>
@@ -766,6 +796,7 @@
                     <w:rPr>
                       <w:b/>
                       <w:bCs/>
+                      <w:color w:val="BFBFBF" w:themeColor="background1" w:themeShade="BF"/>
                       <w:sz w:val="24"/>
                       <w:szCs w:val="24"/>
                     </w:rPr>
@@ -775,6 +806,7 @@
                       <w:rFonts w:hint="eastAsia"/>
                       <w:b/>
                       <w:bCs/>
+                      <w:color w:val="BFBFBF" w:themeColor="background1" w:themeShade="BF"/>
                       <w:sz w:val="24"/>
                       <w:szCs w:val="24"/>
                     </w:rPr>
@@ -786,6 +818,7 @@
                     <w:rPr>
                       <w:b/>
                       <w:bCs/>
+                      <w:color w:val="BFBFBF" w:themeColor="background1" w:themeShade="BF"/>
                       <w:sz w:val="24"/>
                       <w:szCs w:val="24"/>
                     </w:rPr>
@@ -795,6 +828,7 @@
                       <w:rFonts w:hint="eastAsia"/>
                       <w:b/>
                       <w:bCs/>
+                      <w:color w:val="BFBFBF" w:themeColor="background1" w:themeShade="BF"/>
                       <w:sz w:val="24"/>
                       <w:szCs w:val="24"/>
                     </w:rPr>
@@ -806,6 +840,7 @@
                     <w:rPr>
                       <w:b/>
                       <w:bCs/>
+                      <w:color w:val="BFBFBF" w:themeColor="background1" w:themeShade="BF"/>
                       <w:sz w:val="24"/>
                       <w:szCs w:val="24"/>
                     </w:rPr>
@@ -815,6 +850,7 @@
                       <w:rFonts w:hint="eastAsia"/>
                       <w:b/>
                       <w:bCs/>
+                      <w:color w:val="BFBFBF" w:themeColor="background1" w:themeShade="BF"/>
                       <w:sz w:val="24"/>
                       <w:szCs w:val="24"/>
                     </w:rPr>
@@ -826,6 +862,7 @@
                     <w:rPr>
                       <w:b/>
                       <w:bCs/>
+                      <w:color w:val="BFBFBF" w:themeColor="background1" w:themeShade="BF"/>
                       <w:sz w:val="24"/>
                       <w:szCs w:val="24"/>
                     </w:rPr>
@@ -835,6 +872,7 @@
                       <w:rFonts w:hint="eastAsia"/>
                       <w:b/>
                       <w:bCs/>
+                      <w:color w:val="BFBFBF" w:themeColor="background1" w:themeShade="BF"/>
                       <w:sz w:val="24"/>
                       <w:szCs w:val="24"/>
                     </w:rPr>
@@ -846,6 +884,7 @@
                     <w:rPr>
                       <w:b/>
                       <w:bCs/>
+                      <w:color w:val="BFBFBF" w:themeColor="background1" w:themeShade="BF"/>
                       <w:sz w:val="24"/>
                       <w:szCs w:val="24"/>
                     </w:rPr>
@@ -855,6 +894,7 @@
                       <w:rFonts w:hint="eastAsia"/>
                       <w:b/>
                       <w:bCs/>
+                      <w:color w:val="BFBFBF" w:themeColor="background1" w:themeShade="BF"/>
                       <w:sz w:val="24"/>
                       <w:szCs w:val="24"/>
                     </w:rPr>
@@ -871,6 +911,7 @@
                     <w:rPr>
                       <w:b/>
                       <w:bCs/>
+                      <w:color w:val="BFBFBF" w:themeColor="background1" w:themeShade="BF"/>
                       <w:sz w:val="24"/>
                       <w:szCs w:val="24"/>
                     </w:rPr>
@@ -880,6 +921,7 @@
                       <w:rFonts w:hint="eastAsia"/>
                       <w:b/>
                       <w:bCs/>
+                      <w:color w:val="BFBFBF" w:themeColor="background1" w:themeShade="BF"/>
                       <w:sz w:val="24"/>
                       <w:szCs w:val="24"/>
                     </w:rPr>
@@ -891,6 +933,7 @@
                     <w:rPr>
                       <w:b/>
                       <w:bCs/>
+                      <w:color w:val="BFBFBF" w:themeColor="background1" w:themeShade="BF"/>
                       <w:sz w:val="24"/>
                       <w:szCs w:val="24"/>
                     </w:rPr>
@@ -900,6 +943,7 @@
                       <w:rFonts w:hint="eastAsia"/>
                       <w:b/>
                       <w:bCs/>
+                      <w:color w:val="BFBFBF" w:themeColor="background1" w:themeShade="BF"/>
                       <w:sz w:val="24"/>
                       <w:szCs w:val="24"/>
                     </w:rPr>
@@ -911,6 +955,7 @@
                     <w:rPr>
                       <w:b/>
                       <w:bCs/>
+                      <w:color w:val="BFBFBF" w:themeColor="background1" w:themeShade="BF"/>
                       <w:sz w:val="24"/>
                       <w:szCs w:val="24"/>
                     </w:rPr>
@@ -920,6 +965,7 @@
                       <w:rFonts w:hint="eastAsia"/>
                       <w:b/>
                       <w:bCs/>
+                      <w:color w:val="BFBFBF" w:themeColor="background1" w:themeShade="BF"/>
                       <w:sz w:val="24"/>
                       <w:szCs w:val="24"/>
                     </w:rPr>
@@ -931,6 +977,7 @@
                     <w:rPr>
                       <w:b/>
                       <w:bCs/>
+                      <w:color w:val="BFBFBF" w:themeColor="background1" w:themeShade="BF"/>
                       <w:sz w:val="24"/>
                       <w:szCs w:val="24"/>
                     </w:rPr>
@@ -940,6 +987,7 @@
                       <w:rFonts w:hint="eastAsia"/>
                       <w:b/>
                       <w:bCs/>
+                      <w:color w:val="BFBFBF" w:themeColor="background1" w:themeShade="BF"/>
                       <w:sz w:val="24"/>
                       <w:szCs w:val="24"/>
                     </w:rPr>
@@ -951,6 +999,7 @@
                     <w:rPr>
                       <w:b/>
                       <w:bCs/>
+                      <w:color w:val="BFBFBF" w:themeColor="background1" w:themeShade="BF"/>
                       <w:sz w:val="24"/>
                       <w:szCs w:val="24"/>
                     </w:rPr>
@@ -960,6 +1009,7 @@
                       <w:rFonts w:hint="eastAsia"/>
                       <w:b/>
                       <w:bCs/>
+                      <w:color w:val="BFBFBF" w:themeColor="background1" w:themeShade="BF"/>
                       <w:sz w:val="24"/>
                       <w:szCs w:val="24"/>
                     </w:rPr>
@@ -971,6 +1021,7 @@
                     <w:rPr>
                       <w:b/>
                       <w:bCs/>
+                      <w:color w:val="BFBFBF" w:themeColor="background1" w:themeShade="BF"/>
                       <w:sz w:val="24"/>
                       <w:szCs w:val="24"/>
                     </w:rPr>
@@ -980,6 +1031,7 @@
                       <w:rFonts w:hint="eastAsia"/>
                       <w:b/>
                       <w:bCs/>
+                      <w:color w:val="BFBFBF" w:themeColor="background1" w:themeShade="BF"/>
                       <w:sz w:val="24"/>
                       <w:szCs w:val="24"/>
                     </w:rPr>
@@ -991,6 +1043,7 @@
                     <w:rPr>
                       <w:b/>
                       <w:bCs/>
+                      <w:color w:val="BFBFBF" w:themeColor="background1" w:themeShade="BF"/>
                       <w:sz w:val="24"/>
                       <w:szCs w:val="24"/>
                     </w:rPr>
@@ -1000,6 +1053,7 @@
                       <w:rFonts w:hint="eastAsia"/>
                       <w:b/>
                       <w:bCs/>
+                      <w:color w:val="BFBFBF" w:themeColor="background1" w:themeShade="BF"/>
                       <w:sz w:val="24"/>
                       <w:szCs w:val="24"/>
                     </w:rPr>
@@ -1011,6 +1065,7 @@
                     <w:rPr>
                       <w:b/>
                       <w:bCs/>
+                      <w:color w:val="BFBFBF" w:themeColor="background1" w:themeShade="BF"/>
                       <w:sz w:val="24"/>
                       <w:szCs w:val="24"/>
                     </w:rPr>
@@ -1020,6 +1075,7 @@
                       <w:rFonts w:hint="eastAsia"/>
                       <w:b/>
                       <w:bCs/>
+                      <w:color w:val="BFBFBF" w:themeColor="background1" w:themeShade="BF"/>
                       <w:sz w:val="24"/>
                       <w:szCs w:val="24"/>
                     </w:rPr>
@@ -1031,6 +1087,7 @@
                     <w:rPr>
                       <w:b/>
                       <w:bCs/>
+                      <w:color w:val="BFBFBF" w:themeColor="background1" w:themeShade="BF"/>
                       <w:sz w:val="24"/>
                       <w:szCs w:val="24"/>
                     </w:rPr>
@@ -1040,6 +1097,7 @@
                       <w:rFonts w:hint="eastAsia"/>
                       <w:b/>
                       <w:bCs/>
+                      <w:color w:val="BFBFBF" w:themeColor="background1" w:themeShade="BF"/>
                       <w:sz w:val="24"/>
                       <w:szCs w:val="24"/>
                     </w:rPr>
@@ -1051,6 +1109,7 @@
                     <w:rPr>
                       <w:b/>
                       <w:bCs/>
+                      <w:color w:val="BFBFBF" w:themeColor="background1" w:themeShade="BF"/>
                       <w:sz w:val="24"/>
                       <w:szCs w:val="24"/>
                     </w:rPr>
@@ -1060,6 +1119,7 @@
                       <w:rFonts w:hint="eastAsia"/>
                       <w:b/>
                       <w:bCs/>
+                      <w:color w:val="BFBFBF" w:themeColor="background1" w:themeShade="BF"/>
                       <w:sz w:val="24"/>
                       <w:szCs w:val="24"/>
                     </w:rPr>
@@ -1076,6 +1136,7 @@
                     <w:rPr>
                       <w:b/>
                       <w:bCs/>
+                      <w:color w:val="BFBFBF" w:themeColor="background1" w:themeShade="BF"/>
                       <w:sz w:val="24"/>
                       <w:szCs w:val="24"/>
                     </w:rPr>
@@ -1085,6 +1146,7 @@
                       <w:rFonts w:hint="eastAsia"/>
                       <w:b/>
                       <w:bCs/>
+                      <w:color w:val="BFBFBF" w:themeColor="background1" w:themeShade="BF"/>
                       <w:sz w:val="24"/>
                       <w:szCs w:val="24"/>
                     </w:rPr>
@@ -1096,6 +1158,7 @@
                     <w:rPr>
                       <w:b/>
                       <w:bCs/>
+                      <w:color w:val="BFBFBF" w:themeColor="background1" w:themeShade="BF"/>
                       <w:sz w:val="24"/>
                       <w:szCs w:val="24"/>
                     </w:rPr>
@@ -1105,6 +1168,7 @@
                       <w:rFonts w:hint="eastAsia"/>
                       <w:b/>
                       <w:bCs/>
+                      <w:color w:val="BFBFBF" w:themeColor="background1" w:themeShade="BF"/>
                       <w:sz w:val="24"/>
                       <w:szCs w:val="24"/>
                     </w:rPr>
@@ -1116,6 +1180,7 @@
                     <w:rPr>
                       <w:b/>
                       <w:bCs/>
+                      <w:color w:val="BFBFBF" w:themeColor="background1" w:themeShade="BF"/>
                       <w:sz w:val="24"/>
                       <w:szCs w:val="24"/>
                     </w:rPr>
@@ -1125,6 +1190,7 @@
                       <w:rFonts w:hint="eastAsia"/>
                       <w:b/>
                       <w:bCs/>
+                      <w:color w:val="BFBFBF" w:themeColor="background1" w:themeShade="BF"/>
                       <w:sz w:val="24"/>
                       <w:szCs w:val="24"/>
                     </w:rPr>
@@ -1136,6 +1202,7 @@
                     <w:rPr>
                       <w:b/>
                       <w:bCs/>
+                      <w:color w:val="BFBFBF" w:themeColor="background1" w:themeShade="BF"/>
                       <w:sz w:val="24"/>
                       <w:szCs w:val="24"/>
                     </w:rPr>
@@ -1145,6 +1212,7 @@
                       <w:rFonts w:hint="eastAsia"/>
                       <w:b/>
                       <w:bCs/>
+                      <w:color w:val="BFBFBF" w:themeColor="background1" w:themeShade="BF"/>
                       <w:sz w:val="24"/>
                       <w:szCs w:val="24"/>
                     </w:rPr>
@@ -1156,6 +1224,7 @@
                     <w:rPr>
                       <w:b/>
                       <w:bCs/>
+                      <w:color w:val="BFBFBF" w:themeColor="background1" w:themeShade="BF"/>
                       <w:sz w:val="24"/>
                       <w:szCs w:val="24"/>
                     </w:rPr>
@@ -1165,6 +1234,7 @@
                       <w:rFonts w:hint="eastAsia"/>
                       <w:b/>
                       <w:bCs/>
+                      <w:color w:val="BFBFBF" w:themeColor="background1" w:themeShade="BF"/>
                       <w:sz w:val="24"/>
                       <w:szCs w:val="24"/>
                     </w:rPr>
@@ -1176,6 +1246,7 @@
                     <w:rPr>
                       <w:b/>
                       <w:bCs/>
+                      <w:color w:val="BFBFBF" w:themeColor="background1" w:themeShade="BF"/>
                       <w:sz w:val="24"/>
                       <w:szCs w:val="24"/>
                     </w:rPr>
@@ -1185,6 +1256,7 @@
                       <w:rFonts w:hint="eastAsia"/>
                       <w:b/>
                       <w:bCs/>
+                      <w:color w:val="BFBFBF" w:themeColor="background1" w:themeShade="BF"/>
                       <w:sz w:val="24"/>
                       <w:szCs w:val="24"/>
                     </w:rPr>
@@ -1196,6 +1268,7 @@
                     <w:rPr>
                       <w:b/>
                       <w:bCs/>
+                      <w:color w:val="BFBFBF" w:themeColor="background1" w:themeShade="BF"/>
                       <w:sz w:val="24"/>
                       <w:szCs w:val="24"/>
                     </w:rPr>
@@ -1205,6 +1278,7 @@
                       <w:rFonts w:hint="eastAsia"/>
                       <w:b/>
                       <w:bCs/>
+                      <w:color w:val="BFBFBF" w:themeColor="background1" w:themeShade="BF"/>
                       <w:sz w:val="24"/>
                       <w:szCs w:val="24"/>
                     </w:rPr>
@@ -1216,6 +1290,7 @@
                     <w:rPr>
                       <w:b/>
                       <w:bCs/>
+                      <w:color w:val="BFBFBF" w:themeColor="background1" w:themeShade="BF"/>
                       <w:sz w:val="24"/>
                       <w:szCs w:val="24"/>
                     </w:rPr>
@@ -1225,6 +1300,7 @@
                       <w:rFonts w:hint="eastAsia"/>
                       <w:b/>
                       <w:bCs/>
+                      <w:color w:val="BFBFBF" w:themeColor="background1" w:themeShade="BF"/>
                       <w:sz w:val="24"/>
                       <w:szCs w:val="24"/>
                     </w:rPr>
@@ -1236,6 +1312,7 @@
                     <w:rPr>
                       <w:b/>
                       <w:bCs/>
+                      <w:color w:val="BFBFBF" w:themeColor="background1" w:themeShade="BF"/>
                       <w:sz w:val="24"/>
                       <w:szCs w:val="24"/>
                     </w:rPr>
@@ -1245,6 +1322,7 @@
                       <w:rFonts w:hint="eastAsia"/>
                       <w:b/>
                       <w:bCs/>
+                      <w:color w:val="BFBFBF" w:themeColor="background1" w:themeShade="BF"/>
                       <w:sz w:val="24"/>
                       <w:szCs w:val="24"/>
                     </w:rPr>
@@ -1256,6 +1334,7 @@
                     <w:rPr>
                       <w:b/>
                       <w:bCs/>
+                      <w:color w:val="BFBFBF" w:themeColor="background1" w:themeShade="BF"/>
                       <w:sz w:val="24"/>
                       <w:szCs w:val="24"/>
                     </w:rPr>
@@ -1265,6 +1344,7 @@
                       <w:rFonts w:hint="eastAsia"/>
                       <w:b/>
                       <w:bCs/>
+                      <w:color w:val="BFBFBF" w:themeColor="background1" w:themeShade="BF"/>
                       <w:sz w:val="24"/>
                       <w:szCs w:val="24"/>
                     </w:rPr>
@@ -1281,6 +1361,7 @@
                     <w:rPr>
                       <w:b/>
                       <w:bCs/>
+                      <w:color w:val="BFBFBF" w:themeColor="background1" w:themeShade="BF"/>
                       <w:sz w:val="24"/>
                       <w:szCs w:val="24"/>
                     </w:rPr>
@@ -1290,6 +1371,7 @@
                       <w:rFonts w:hint="eastAsia"/>
                       <w:b/>
                       <w:bCs/>
+                      <w:color w:val="BFBFBF" w:themeColor="background1" w:themeShade="BF"/>
                       <w:sz w:val="24"/>
                       <w:szCs w:val="24"/>
                     </w:rPr>
@@ -1301,6 +1383,7 @@
                     <w:rPr>
                       <w:b/>
                       <w:bCs/>
+                      <w:color w:val="BFBFBF" w:themeColor="background1" w:themeShade="BF"/>
                       <w:sz w:val="24"/>
                       <w:szCs w:val="24"/>
                     </w:rPr>
@@ -1310,6 +1393,7 @@
                       <w:rFonts w:hint="eastAsia"/>
                       <w:b/>
                       <w:bCs/>
+                      <w:color w:val="BFBFBF" w:themeColor="background1" w:themeShade="BF"/>
                       <w:sz w:val="24"/>
                       <w:szCs w:val="24"/>
                     </w:rPr>
@@ -1321,6 +1405,7 @@
                     <w:rPr>
                       <w:b/>
                       <w:bCs/>
+                      <w:color w:val="BFBFBF" w:themeColor="background1" w:themeShade="BF"/>
                       <w:sz w:val="24"/>
                       <w:szCs w:val="24"/>
                     </w:rPr>
@@ -1330,6 +1415,7 @@
                       <w:rFonts w:hint="eastAsia"/>
                       <w:b/>
                       <w:bCs/>
+                      <w:color w:val="BFBFBF" w:themeColor="background1" w:themeShade="BF"/>
                       <w:sz w:val="24"/>
                       <w:szCs w:val="24"/>
                     </w:rPr>
@@ -1341,6 +1427,7 @@
                     <w:rPr>
                       <w:b/>
                       <w:bCs/>
+                      <w:color w:val="BFBFBF" w:themeColor="background1" w:themeShade="BF"/>
                       <w:sz w:val="24"/>
                       <w:szCs w:val="24"/>
                     </w:rPr>
@@ -1350,6 +1437,7 @@
                       <w:rFonts w:hint="eastAsia"/>
                       <w:b/>
                       <w:bCs/>
+                      <w:color w:val="BFBFBF" w:themeColor="background1" w:themeShade="BF"/>
                       <w:sz w:val="24"/>
                       <w:szCs w:val="24"/>
                     </w:rPr>
@@ -1361,6 +1449,7 @@
                     <w:rPr>
                       <w:b/>
                       <w:bCs/>
+                      <w:color w:val="BFBFBF" w:themeColor="background1" w:themeShade="BF"/>
                       <w:sz w:val="24"/>
                       <w:szCs w:val="24"/>
                     </w:rPr>
@@ -1370,6 +1459,7 @@
                       <w:rFonts w:hint="eastAsia"/>
                       <w:b/>
                       <w:bCs/>
+                      <w:color w:val="BFBFBF" w:themeColor="background1" w:themeShade="BF"/>
                       <w:sz w:val="24"/>
                       <w:szCs w:val="24"/>
                     </w:rPr>
@@ -1381,6 +1471,7 @@
                     <w:rPr>
                       <w:b/>
                       <w:bCs/>
+                      <w:color w:val="BFBFBF" w:themeColor="background1" w:themeShade="BF"/>
                       <w:sz w:val="24"/>
                       <w:szCs w:val="24"/>
                     </w:rPr>
@@ -1390,6 +1481,7 @@
                       <w:rFonts w:hint="eastAsia"/>
                       <w:b/>
                       <w:bCs/>
+                      <w:color w:val="BFBFBF" w:themeColor="background1" w:themeShade="BF"/>
                       <w:sz w:val="24"/>
                       <w:szCs w:val="24"/>
                     </w:rPr>
@@ -1401,6 +1493,7 @@
                     <w:rPr>
                       <w:b/>
                       <w:bCs/>
+                      <w:color w:val="BFBFBF" w:themeColor="background1" w:themeShade="BF"/>
                       <w:sz w:val="24"/>
                       <w:szCs w:val="24"/>
                     </w:rPr>
@@ -1410,6 +1503,7 @@
                       <w:rFonts w:hint="eastAsia"/>
                       <w:b/>
                       <w:bCs/>
+                      <w:color w:val="BFBFBF" w:themeColor="background1" w:themeShade="BF"/>
                       <w:sz w:val="24"/>
                       <w:szCs w:val="24"/>
                     </w:rPr>
@@ -1421,6 +1515,7 @@
                     <w:rPr>
                       <w:b/>
                       <w:bCs/>
+                      <w:color w:val="BFBFBF" w:themeColor="background1" w:themeShade="BF"/>
                       <w:sz w:val="24"/>
                       <w:szCs w:val="24"/>
                     </w:rPr>
@@ -1430,6 +1525,7 @@
                       <w:rFonts w:hint="eastAsia"/>
                       <w:b/>
                       <w:bCs/>
+                      <w:color w:val="BFBFBF" w:themeColor="background1" w:themeShade="BF"/>
                       <w:sz w:val="24"/>
                       <w:szCs w:val="24"/>
                     </w:rPr>
@@ -1441,6 +1537,7 @@
                     <w:rPr>
                       <w:b/>
                       <w:bCs/>
+                      <w:color w:val="BFBFBF" w:themeColor="background1" w:themeShade="BF"/>
                       <w:sz w:val="24"/>
                       <w:szCs w:val="24"/>
                     </w:rPr>
@@ -1450,6 +1547,7 @@
                       <w:rFonts w:hint="eastAsia"/>
                       <w:b/>
                       <w:bCs/>
+                      <w:color w:val="BFBFBF" w:themeColor="background1" w:themeShade="BF"/>
                       <w:sz w:val="24"/>
                       <w:szCs w:val="24"/>
                     </w:rPr>
@@ -1461,6 +1559,7 @@
                     <w:rPr>
                       <w:b/>
                       <w:bCs/>
+                      <w:color w:val="BFBFBF" w:themeColor="background1" w:themeShade="BF"/>
                       <w:sz w:val="24"/>
                       <w:szCs w:val="24"/>
                     </w:rPr>
@@ -1470,6 +1569,7 @@
                       <w:rFonts w:hint="eastAsia"/>
                       <w:b/>
                       <w:bCs/>
+                      <w:color w:val="BFBFBF" w:themeColor="background1" w:themeShade="BF"/>
                       <w:sz w:val="24"/>
                       <w:szCs w:val="24"/>
                     </w:rPr>
@@ -1486,6 +1586,7 @@
                     <w:rPr>
                       <w:b/>
                       <w:bCs/>
+                      <w:color w:val="BFBFBF" w:themeColor="background1" w:themeShade="BF"/>
                       <w:sz w:val="24"/>
                       <w:szCs w:val="24"/>
                     </w:rPr>
@@ -1495,6 +1596,7 @@
                       <w:rFonts w:hint="eastAsia"/>
                       <w:b/>
                       <w:bCs/>
+                      <w:color w:val="BFBFBF" w:themeColor="background1" w:themeShade="BF"/>
                       <w:sz w:val="24"/>
                       <w:szCs w:val="24"/>
                     </w:rPr>
@@ -1506,6 +1608,7 @@
                     <w:rPr>
                       <w:b/>
                       <w:bCs/>
+                      <w:color w:val="BFBFBF" w:themeColor="background1" w:themeShade="BF"/>
                       <w:sz w:val="24"/>
                       <w:szCs w:val="24"/>
                     </w:rPr>
@@ -1515,6 +1618,7 @@
                       <w:rFonts w:hint="eastAsia"/>
                       <w:b/>
                       <w:bCs/>
+                      <w:color w:val="BFBFBF" w:themeColor="background1" w:themeShade="BF"/>
                       <w:sz w:val="24"/>
                       <w:szCs w:val="24"/>
                     </w:rPr>
@@ -1526,6 +1630,7 @@
                     <w:rPr>
                       <w:b/>
                       <w:bCs/>
+                      <w:color w:val="BFBFBF" w:themeColor="background1" w:themeShade="BF"/>
                       <w:sz w:val="24"/>
                       <w:szCs w:val="24"/>
                     </w:rPr>
@@ -1535,6 +1640,7 @@
                       <w:rFonts w:hint="eastAsia"/>
                       <w:b/>
                       <w:bCs/>
+                      <w:color w:val="BFBFBF" w:themeColor="background1" w:themeShade="BF"/>
                       <w:sz w:val="24"/>
                       <w:szCs w:val="24"/>
                     </w:rPr>
@@ -1546,6 +1652,7 @@
                     <w:rPr>
                       <w:b/>
                       <w:bCs/>
+                      <w:color w:val="BFBFBF" w:themeColor="background1" w:themeShade="BF"/>
                       <w:sz w:val="24"/>
                       <w:szCs w:val="24"/>
                     </w:rPr>
@@ -1555,6 +1662,7 @@
                       <w:rFonts w:hint="eastAsia"/>
                       <w:b/>
                       <w:bCs/>
+                      <w:color w:val="BFBFBF" w:themeColor="background1" w:themeShade="BF"/>
                       <w:sz w:val="24"/>
                       <w:szCs w:val="24"/>
                     </w:rPr>
@@ -1566,6 +1674,7 @@
                     <w:rPr>
                       <w:b/>
                       <w:bCs/>
+                      <w:color w:val="BFBFBF" w:themeColor="background1" w:themeShade="BF"/>
                       <w:sz w:val="24"/>
                       <w:szCs w:val="24"/>
                     </w:rPr>
@@ -1575,6 +1684,7 @@
                       <w:rFonts w:hint="eastAsia"/>
                       <w:b/>
                       <w:bCs/>
+                      <w:color w:val="BFBFBF" w:themeColor="background1" w:themeShade="BF"/>
                       <w:sz w:val="24"/>
                       <w:szCs w:val="24"/>
                     </w:rPr>
@@ -1586,6 +1696,7 @@
                     <w:rPr>
                       <w:b/>
                       <w:bCs/>
+                      <w:color w:val="BFBFBF" w:themeColor="background1" w:themeShade="BF"/>
                       <w:sz w:val="24"/>
                       <w:szCs w:val="24"/>
                     </w:rPr>
@@ -1595,6 +1706,7 @@
                       <w:rFonts w:hint="eastAsia"/>
                       <w:b/>
                       <w:bCs/>
+                      <w:color w:val="BFBFBF" w:themeColor="background1" w:themeShade="BF"/>
                       <w:sz w:val="24"/>
                       <w:szCs w:val="24"/>
                     </w:rPr>
@@ -1606,6 +1718,7 @@
                     <w:rPr>
                       <w:b/>
                       <w:bCs/>
+                      <w:color w:val="BFBFBF" w:themeColor="background1" w:themeShade="BF"/>
                       <w:sz w:val="24"/>
                       <w:szCs w:val="24"/>
                     </w:rPr>
@@ -1615,6 +1728,7 @@
                       <w:rFonts w:hint="eastAsia"/>
                       <w:b/>
                       <w:bCs/>
+                      <w:color w:val="BFBFBF" w:themeColor="background1" w:themeShade="BF"/>
                       <w:sz w:val="24"/>
                       <w:szCs w:val="24"/>
                     </w:rPr>
@@ -1626,6 +1740,7 @@
                     <w:rPr>
                       <w:b/>
                       <w:bCs/>
+                      <w:color w:val="BFBFBF" w:themeColor="background1" w:themeShade="BF"/>
                       <w:sz w:val="24"/>
                       <w:szCs w:val="24"/>
                     </w:rPr>
@@ -1635,6 +1750,7 @@
                       <w:rFonts w:hint="eastAsia"/>
                       <w:b/>
                       <w:bCs/>
+                      <w:color w:val="BFBFBF" w:themeColor="background1" w:themeShade="BF"/>
                       <w:sz w:val="24"/>
                       <w:szCs w:val="24"/>
                     </w:rPr>
@@ -1646,6 +1762,7 @@
                     <w:rPr>
                       <w:b/>
                       <w:bCs/>
+                      <w:color w:val="BFBFBF" w:themeColor="background1" w:themeShade="BF"/>
                       <w:sz w:val="24"/>
                       <w:szCs w:val="24"/>
                     </w:rPr>
@@ -1655,6 +1772,7 @@
                       <w:rFonts w:hint="eastAsia"/>
                       <w:b/>
                       <w:bCs/>
+                      <w:color w:val="BFBFBF" w:themeColor="background1" w:themeShade="BF"/>
                       <w:sz w:val="24"/>
                       <w:szCs w:val="24"/>
                     </w:rPr>
@@ -1666,6 +1784,7 @@
                     <w:rPr>
                       <w:b/>
                       <w:bCs/>
+                      <w:color w:val="BFBFBF" w:themeColor="background1" w:themeShade="BF"/>
                       <w:sz w:val="24"/>
                       <w:szCs w:val="24"/>
                     </w:rPr>
@@ -1675,6 +1794,7 @@
                       <w:rFonts w:hint="eastAsia"/>
                       <w:b/>
                       <w:bCs/>
+                      <w:color w:val="BFBFBF" w:themeColor="background1" w:themeShade="BF"/>
                       <w:sz w:val="24"/>
                       <w:szCs w:val="24"/>
                     </w:rPr>
@@ -1691,6 +1811,7 @@
                     <w:rPr>
                       <w:b/>
                       <w:bCs/>
+                      <w:color w:val="BFBFBF" w:themeColor="background1" w:themeShade="BF"/>
                       <w:sz w:val="24"/>
                       <w:szCs w:val="24"/>
                     </w:rPr>
@@ -1700,6 +1821,7 @@
                       <w:rFonts w:hint="eastAsia"/>
                       <w:b/>
                       <w:bCs/>
+                      <w:color w:val="BFBFBF" w:themeColor="background1" w:themeShade="BF"/>
                       <w:sz w:val="24"/>
                       <w:szCs w:val="24"/>
                     </w:rPr>
@@ -1711,6 +1833,7 @@
                     <w:rPr>
                       <w:b/>
                       <w:bCs/>
+                      <w:color w:val="BFBFBF" w:themeColor="background1" w:themeShade="BF"/>
                       <w:sz w:val="24"/>
                       <w:szCs w:val="24"/>
                     </w:rPr>
@@ -1720,6 +1843,7 @@
                       <w:rFonts w:hint="eastAsia"/>
                       <w:b/>
                       <w:bCs/>
+                      <w:color w:val="BFBFBF" w:themeColor="background1" w:themeShade="BF"/>
                       <w:sz w:val="24"/>
                       <w:szCs w:val="24"/>
                     </w:rPr>
@@ -1731,6 +1855,7 @@
                     <w:rPr>
                       <w:b/>
                       <w:bCs/>
+                      <w:color w:val="BFBFBF" w:themeColor="background1" w:themeShade="BF"/>
                       <w:sz w:val="24"/>
                       <w:szCs w:val="24"/>
                     </w:rPr>
@@ -1740,6 +1865,7 @@
                       <w:rFonts w:hint="eastAsia"/>
                       <w:b/>
                       <w:bCs/>
+                      <w:color w:val="BFBFBF" w:themeColor="background1" w:themeShade="BF"/>
                       <w:sz w:val="24"/>
                       <w:szCs w:val="24"/>
                     </w:rPr>
@@ -1751,6 +1877,7 @@
                     <w:rPr>
                       <w:b/>
                       <w:bCs/>
+                      <w:color w:val="BFBFBF" w:themeColor="background1" w:themeShade="BF"/>
                       <w:sz w:val="24"/>
                       <w:szCs w:val="24"/>
                     </w:rPr>
@@ -1760,6 +1887,7 @@
                       <w:rFonts w:hint="eastAsia"/>
                       <w:b/>
                       <w:bCs/>
+                      <w:color w:val="BFBFBF" w:themeColor="background1" w:themeShade="BF"/>
                       <w:sz w:val="24"/>
                       <w:szCs w:val="24"/>
                     </w:rPr>
@@ -1771,6 +1899,7 @@
                     <w:rPr>
                       <w:b/>
                       <w:bCs/>
+                      <w:color w:val="BFBFBF" w:themeColor="background1" w:themeShade="BF"/>
                       <w:sz w:val="24"/>
                       <w:szCs w:val="24"/>
                     </w:rPr>
@@ -1780,6 +1909,7 @@
                       <w:rFonts w:hint="eastAsia"/>
                       <w:b/>
                       <w:bCs/>
+                      <w:color w:val="BFBFBF" w:themeColor="background1" w:themeShade="BF"/>
                       <w:sz w:val="24"/>
                       <w:szCs w:val="24"/>
                     </w:rPr>
@@ -1791,6 +1921,7 @@
                     <w:rPr>
                       <w:b/>
                       <w:bCs/>
+                      <w:color w:val="BFBFBF" w:themeColor="background1" w:themeShade="BF"/>
                       <w:sz w:val="24"/>
                       <w:szCs w:val="24"/>
                     </w:rPr>
@@ -1800,6 +1931,7 @@
                       <w:rFonts w:hint="eastAsia"/>
                       <w:b/>
                       <w:bCs/>
+                      <w:color w:val="BFBFBF" w:themeColor="background1" w:themeShade="BF"/>
                       <w:sz w:val="24"/>
                       <w:szCs w:val="24"/>
                     </w:rPr>
@@ -1811,6 +1943,7 @@
                     <w:rPr>
                       <w:b/>
                       <w:bCs/>
+                      <w:color w:val="BFBFBF" w:themeColor="background1" w:themeShade="BF"/>
                       <w:sz w:val="24"/>
                       <w:szCs w:val="24"/>
                     </w:rPr>
@@ -1820,6 +1953,7 @@
                       <w:rFonts w:hint="eastAsia"/>
                       <w:b/>
                       <w:bCs/>
+                      <w:color w:val="BFBFBF" w:themeColor="background1" w:themeShade="BF"/>
                       <w:sz w:val="24"/>
                       <w:szCs w:val="24"/>
                     </w:rPr>
@@ -1831,6 +1965,7 @@
                     <w:rPr>
                       <w:b/>
                       <w:bCs/>
+                      <w:color w:val="BFBFBF" w:themeColor="background1" w:themeShade="BF"/>
                       <w:sz w:val="24"/>
                       <w:szCs w:val="24"/>
                     </w:rPr>
@@ -1840,6 +1975,7 @@
                       <w:rFonts w:hint="eastAsia"/>
                       <w:b/>
                       <w:bCs/>
+                      <w:color w:val="BFBFBF" w:themeColor="background1" w:themeShade="BF"/>
                       <w:sz w:val="24"/>
                       <w:szCs w:val="24"/>
                     </w:rPr>
@@ -1851,6 +1987,7 @@
                     <w:rPr>
                       <w:b/>
                       <w:bCs/>
+                      <w:color w:val="BFBFBF" w:themeColor="background1" w:themeShade="BF"/>
                       <w:sz w:val="24"/>
                       <w:szCs w:val="24"/>
                     </w:rPr>
@@ -1860,6 +1997,7 @@
                       <w:rFonts w:hint="eastAsia"/>
                       <w:b/>
                       <w:bCs/>
+                      <w:color w:val="BFBFBF" w:themeColor="background1" w:themeShade="BF"/>
                       <w:sz w:val="24"/>
                       <w:szCs w:val="24"/>
                     </w:rPr>
@@ -1871,6 +2009,7 @@
                     <w:rPr>
                       <w:b/>
                       <w:bCs/>
+                      <w:color w:val="BFBFBF" w:themeColor="background1" w:themeShade="BF"/>
                       <w:sz w:val="24"/>
                       <w:szCs w:val="24"/>
                     </w:rPr>
@@ -1880,6 +2019,7 @@
                       <w:rFonts w:hint="eastAsia"/>
                       <w:b/>
                       <w:bCs/>
+                      <w:color w:val="BFBFBF" w:themeColor="background1" w:themeShade="BF"/>
                       <w:sz w:val="24"/>
                       <w:szCs w:val="24"/>
                     </w:rPr>
@@ -1896,6 +2036,7 @@
                     <w:rPr>
                       <w:b/>
                       <w:bCs/>
+                      <w:color w:val="BFBFBF" w:themeColor="background1" w:themeShade="BF"/>
                       <w:sz w:val="24"/>
                       <w:szCs w:val="24"/>
                     </w:rPr>
@@ -1905,6 +2046,7 @@
                       <w:rFonts w:hint="eastAsia"/>
                       <w:b/>
                       <w:bCs/>
+                      <w:color w:val="BFBFBF" w:themeColor="background1" w:themeShade="BF"/>
                       <w:sz w:val="24"/>
                       <w:szCs w:val="24"/>
                     </w:rPr>
@@ -1916,6 +2058,7 @@
                     <w:rPr>
                       <w:b/>
                       <w:bCs/>
+                      <w:color w:val="BFBFBF" w:themeColor="background1" w:themeShade="BF"/>
                       <w:sz w:val="24"/>
                       <w:szCs w:val="24"/>
                     </w:rPr>
@@ -1925,6 +2068,7 @@
                       <w:rFonts w:hint="eastAsia"/>
                       <w:b/>
                       <w:bCs/>
+                      <w:color w:val="BFBFBF" w:themeColor="background1" w:themeShade="BF"/>
                       <w:sz w:val="24"/>
                       <w:szCs w:val="24"/>
                     </w:rPr>
@@ -1936,6 +2080,7 @@
                     <w:rPr>
                       <w:b/>
                       <w:bCs/>
+                      <w:color w:val="BFBFBF" w:themeColor="background1" w:themeShade="BF"/>
                       <w:sz w:val="24"/>
                       <w:szCs w:val="24"/>
                     </w:rPr>
@@ -1945,6 +2090,7 @@
                       <w:rFonts w:hint="eastAsia"/>
                       <w:b/>
                       <w:bCs/>
+                      <w:color w:val="BFBFBF" w:themeColor="background1" w:themeShade="BF"/>
                       <w:sz w:val="24"/>
                       <w:szCs w:val="24"/>
                     </w:rPr>
@@ -1956,6 +2102,7 @@
                     <w:rPr>
                       <w:b/>
                       <w:bCs/>
+                      <w:color w:val="BFBFBF" w:themeColor="background1" w:themeShade="BF"/>
                       <w:sz w:val="24"/>
                       <w:szCs w:val="24"/>
                     </w:rPr>
@@ -1965,6 +2112,7 @@
                       <w:rFonts w:hint="eastAsia"/>
                       <w:b/>
                       <w:bCs/>
+                      <w:color w:val="BFBFBF" w:themeColor="background1" w:themeShade="BF"/>
                       <w:sz w:val="24"/>
                       <w:szCs w:val="24"/>
                     </w:rPr>
@@ -1976,6 +2124,7 @@
                     <w:rPr>
                       <w:b/>
                       <w:bCs/>
+                      <w:color w:val="BFBFBF" w:themeColor="background1" w:themeShade="BF"/>
                       <w:sz w:val="24"/>
                       <w:szCs w:val="24"/>
                     </w:rPr>
@@ -1985,6 +2134,7 @@
                       <w:rFonts w:hint="eastAsia"/>
                       <w:b/>
                       <w:bCs/>
+                      <w:color w:val="BFBFBF" w:themeColor="background1" w:themeShade="BF"/>
                       <w:sz w:val="24"/>
                       <w:szCs w:val="24"/>
                     </w:rPr>
@@ -1996,6 +2146,7 @@
                     <w:rPr>
                       <w:b/>
                       <w:bCs/>
+                      <w:color w:val="BFBFBF" w:themeColor="background1" w:themeShade="BF"/>
                       <w:sz w:val="24"/>
                       <w:szCs w:val="24"/>
                     </w:rPr>
@@ -2005,6 +2156,7 @@
                       <w:rFonts w:hint="eastAsia"/>
                       <w:b/>
                       <w:bCs/>
+                      <w:color w:val="BFBFBF" w:themeColor="background1" w:themeShade="BF"/>
                       <w:sz w:val="24"/>
                       <w:szCs w:val="24"/>
                     </w:rPr>
@@ -2016,6 +2168,7 @@
                     <w:rPr>
                       <w:b/>
                       <w:bCs/>
+                      <w:color w:val="BFBFBF" w:themeColor="background1" w:themeShade="BF"/>
                       <w:sz w:val="24"/>
                       <w:szCs w:val="24"/>
                     </w:rPr>
@@ -2025,6 +2178,7 @@
                       <w:rFonts w:hint="eastAsia"/>
                       <w:b/>
                       <w:bCs/>
+                      <w:color w:val="BFBFBF" w:themeColor="background1" w:themeShade="BF"/>
                       <w:sz w:val="24"/>
                       <w:szCs w:val="24"/>
                     </w:rPr>
@@ -2036,6 +2190,7 @@
                     <w:rPr>
                       <w:b/>
                       <w:bCs/>
+                      <w:color w:val="BFBFBF" w:themeColor="background1" w:themeShade="BF"/>
                       <w:sz w:val="24"/>
                       <w:szCs w:val="24"/>
                     </w:rPr>
@@ -2045,6 +2200,7 @@
                       <w:rFonts w:hint="eastAsia"/>
                       <w:b/>
                       <w:bCs/>
+                      <w:color w:val="BFBFBF" w:themeColor="background1" w:themeShade="BF"/>
                       <w:sz w:val="24"/>
                       <w:szCs w:val="24"/>
                     </w:rPr>
@@ -2056,6 +2212,7 @@
                     <w:rPr>
                       <w:b/>
                       <w:bCs/>
+                      <w:color w:val="BFBFBF" w:themeColor="background1" w:themeShade="BF"/>
                       <w:sz w:val="24"/>
                       <w:szCs w:val="24"/>
                     </w:rPr>
@@ -2065,6 +2222,7 @@
                       <w:rFonts w:hint="eastAsia"/>
                       <w:b/>
                       <w:bCs/>
+                      <w:color w:val="BFBFBF" w:themeColor="background1" w:themeShade="BF"/>
                       <w:sz w:val="24"/>
                       <w:szCs w:val="24"/>
                     </w:rPr>
@@ -2076,6 +2234,7 @@
                     <w:rPr>
                       <w:b/>
                       <w:bCs/>
+                      <w:color w:val="BFBFBF" w:themeColor="background1" w:themeShade="BF"/>
                       <w:sz w:val="24"/>
                       <w:szCs w:val="24"/>
                     </w:rPr>
@@ -2085,6 +2244,7 @@
                       <w:rFonts w:hint="eastAsia"/>
                       <w:b/>
                       <w:bCs/>
+                      <w:color w:val="BFBFBF" w:themeColor="background1" w:themeShade="BF"/>
                       <w:sz w:val="24"/>
                       <w:szCs w:val="24"/>
                     </w:rPr>
@@ -2197,6 +2357,7 @@
                 <w:rFonts w:hint="eastAsia"/>
                 <w:b/>
                 <w:bCs/>
+                <w:color w:val="BFBFBF" w:themeColor="background1" w:themeShade="BF"/>
                 <w:sz w:val="40"/>
                 <w:szCs w:val="40"/>
               </w:rPr>
@@ -2206,6 +2367,7 @@
               <w:rPr>
                 <w:b/>
                 <w:bCs/>
+                <w:color w:val="BFBFBF" w:themeColor="background1" w:themeShade="BF"/>
                 <w:sz w:val="40"/>
                 <w:szCs w:val="40"/>
               </w:rPr>
@@ -2216,6 +2378,7 @@
                 <w:rFonts w:hint="eastAsia"/>
                 <w:b/>
                 <w:bCs/>
+                <w:color w:val="BFBFBF" w:themeColor="background1" w:themeShade="BF"/>
                 <w:sz w:val="40"/>
                 <w:szCs w:val="40"/>
               </w:rPr>
@@ -2225,6 +2388,7 @@
               <w:rPr>
                 <w:b/>
                 <w:bCs/>
+                <w:color w:val="BFBFBF" w:themeColor="background1" w:themeShade="BF"/>
                 <w:sz w:val="40"/>
                 <w:szCs w:val="40"/>
               </w:rPr>
@@ -2235,6 +2399,7 @@
                 <w:rFonts w:hint="eastAsia"/>
                 <w:b/>
                 <w:bCs/>
+                <w:color w:val="BFBFBF" w:themeColor="background1" w:themeShade="BF"/>
                 <w:sz w:val="40"/>
                 <w:szCs w:val="40"/>
               </w:rPr>
@@ -2254,6 +2419,7 @@
                 <w:rFonts w:hint="eastAsia"/>
                 <w:b/>
                 <w:bCs/>
+                <w:color w:val="BFBFBF" w:themeColor="background1" w:themeShade="BF"/>
                 <w:sz w:val="40"/>
                 <w:szCs w:val="40"/>
               </w:rPr>
@@ -2282,6 +2448,7 @@
                 <w:rFonts w:hint="eastAsia"/>
                 <w:b/>
                 <w:bCs/>
+                <w:color w:val="BFBFBF" w:themeColor="background1" w:themeShade="BF"/>
                 <w:sz w:val="40"/>
                 <w:szCs w:val="40"/>
               </w:rPr>
@@ -2291,6 +2458,7 @@
               <w:rPr>
                 <w:b/>
                 <w:bCs/>
+                <w:color w:val="BFBFBF" w:themeColor="background1" w:themeShade="BF"/>
                 <w:sz w:val="40"/>
                 <w:szCs w:val="40"/>
               </w:rPr>
@@ -2301,6 +2469,7 @@
                 <w:rFonts w:hint="eastAsia"/>
                 <w:b/>
                 <w:bCs/>
+                <w:color w:val="BFBFBF" w:themeColor="background1" w:themeShade="BF"/>
                 <w:sz w:val="40"/>
                 <w:szCs w:val="40"/>
               </w:rPr>
@@ -2310,6 +2479,7 @@
               <w:rPr>
                 <w:b/>
                 <w:bCs/>
+                <w:color w:val="BFBFBF" w:themeColor="background1" w:themeShade="BF"/>
                 <w:sz w:val="40"/>
                 <w:szCs w:val="40"/>
               </w:rPr>
@@ -2320,6 +2490,7 @@
                 <w:rFonts w:hint="eastAsia"/>
                 <w:b/>
                 <w:bCs/>
+                <w:color w:val="BFBFBF" w:themeColor="background1" w:themeShade="BF"/>
                 <w:sz w:val="40"/>
                 <w:szCs w:val="40"/>
               </w:rPr>
@@ -2339,6 +2510,7 @@
                 <w:rFonts w:hint="eastAsia"/>
                 <w:b/>
                 <w:bCs/>
+                <w:color w:val="BFBFBF" w:themeColor="background1" w:themeShade="BF"/>
                 <w:sz w:val="40"/>
                 <w:szCs w:val="40"/>
               </w:rPr>
@@ -2367,6 +2539,7 @@
                 <w:rFonts w:hint="eastAsia"/>
                 <w:b/>
                 <w:bCs/>
+                <w:color w:val="BFBFBF" w:themeColor="background1" w:themeShade="BF"/>
                 <w:sz w:val="40"/>
                 <w:szCs w:val="40"/>
               </w:rPr>
@@ -2376,6 +2549,7 @@
               <w:rPr>
                 <w:b/>
                 <w:bCs/>
+                <w:color w:val="BFBFBF" w:themeColor="background1" w:themeShade="BF"/>
                 <w:sz w:val="40"/>
                 <w:szCs w:val="40"/>
               </w:rPr>
@@ -2386,6 +2560,7 @@
                 <w:rFonts w:hint="eastAsia"/>
                 <w:b/>
                 <w:bCs/>
+                <w:color w:val="BFBFBF" w:themeColor="background1" w:themeShade="BF"/>
                 <w:sz w:val="40"/>
                 <w:szCs w:val="40"/>
               </w:rPr>
@@ -2395,6 +2570,7 @@
               <w:rPr>
                 <w:b/>
                 <w:bCs/>
+                <w:color w:val="BFBFBF" w:themeColor="background1" w:themeShade="BF"/>
                 <w:sz w:val="40"/>
                 <w:szCs w:val="40"/>
               </w:rPr>
@@ -2405,6 +2581,7 @@
                 <w:rFonts w:hint="eastAsia"/>
                 <w:b/>
                 <w:bCs/>
+                <w:color w:val="BFBFBF" w:themeColor="background1" w:themeShade="BF"/>
                 <w:sz w:val="40"/>
                 <w:szCs w:val="40"/>
               </w:rPr>
@@ -2414,6 +2591,7 @@
               <w:rPr>
                 <w:b/>
                 <w:bCs/>
+                <w:color w:val="BFBFBF" w:themeColor="background1" w:themeShade="BF"/>
                 <w:sz w:val="40"/>
                 <w:szCs w:val="40"/>
               </w:rPr>
@@ -2424,6 +2602,7 @@
                 <w:rFonts w:hint="eastAsia"/>
                 <w:b/>
                 <w:bCs/>
+                <w:color w:val="BFBFBF" w:themeColor="background1" w:themeShade="BF"/>
                 <w:sz w:val="40"/>
                 <w:szCs w:val="40"/>
               </w:rPr>
@@ -2452,6 +2631,7 @@
                 <w:rFonts w:hint="eastAsia"/>
                 <w:b/>
                 <w:bCs/>
+                <w:color w:val="BFBFBF" w:themeColor="background1" w:themeShade="BF"/>
                 <w:sz w:val="40"/>
                 <w:szCs w:val="40"/>
               </w:rPr>
@@ -2461,6 +2641,7 @@
               <w:rPr>
                 <w:b/>
                 <w:bCs/>
+                <w:color w:val="BFBFBF" w:themeColor="background1" w:themeShade="BF"/>
                 <w:sz w:val="40"/>
                 <w:szCs w:val="40"/>
               </w:rPr>
@@ -2471,6 +2652,7 @@
                 <w:rFonts w:hint="eastAsia"/>
                 <w:b/>
                 <w:bCs/>
+                <w:color w:val="BFBFBF" w:themeColor="background1" w:themeShade="BF"/>
                 <w:sz w:val="40"/>
                 <w:szCs w:val="40"/>
               </w:rPr>
@@ -2480,6 +2662,7 @@
               <w:rPr>
                 <w:b/>
                 <w:bCs/>
+                <w:color w:val="BFBFBF" w:themeColor="background1" w:themeShade="BF"/>
                 <w:sz w:val="40"/>
                 <w:szCs w:val="40"/>
               </w:rPr>
@@ -2490,6 +2673,7 @@
                 <w:rFonts w:hint="eastAsia"/>
                 <w:b/>
                 <w:bCs/>
+                <w:color w:val="BFBFBF" w:themeColor="background1" w:themeShade="BF"/>
                 <w:sz w:val="40"/>
                 <w:szCs w:val="40"/>
               </w:rPr>
@@ -2499,6 +2683,7 @@
               <w:rPr>
                 <w:b/>
                 <w:bCs/>
+                <w:color w:val="BFBFBF" w:themeColor="background1" w:themeShade="BF"/>
                 <w:sz w:val="40"/>
                 <w:szCs w:val="40"/>
               </w:rPr>
@@ -2509,6 +2694,7 @@
                 <w:rFonts w:hint="eastAsia"/>
                 <w:b/>
                 <w:bCs/>
+                <w:color w:val="BFBFBF" w:themeColor="background1" w:themeShade="BF"/>
                 <w:sz w:val="40"/>
                 <w:szCs w:val="40"/>
               </w:rPr>
@@ -2537,6 +2723,7 @@
                 <w:rFonts w:hint="eastAsia"/>
                 <w:b/>
                 <w:bCs/>
+                <w:color w:val="BFBFBF" w:themeColor="background1" w:themeShade="BF"/>
                 <w:sz w:val="40"/>
                 <w:szCs w:val="40"/>
               </w:rPr>
@@ -2546,6 +2733,7 @@
               <w:rPr>
                 <w:b/>
                 <w:bCs/>
+                <w:color w:val="BFBFBF" w:themeColor="background1" w:themeShade="BF"/>
                 <w:sz w:val="40"/>
                 <w:szCs w:val="40"/>
               </w:rPr>
@@ -2556,6 +2744,7 @@
                 <w:rFonts w:hint="eastAsia"/>
                 <w:b/>
                 <w:bCs/>
+                <w:color w:val="BFBFBF" w:themeColor="background1" w:themeShade="BF"/>
                 <w:sz w:val="40"/>
                 <w:szCs w:val="40"/>
               </w:rPr>
@@ -2565,6 +2754,7 @@
               <w:rPr>
                 <w:b/>
                 <w:bCs/>
+                <w:color w:val="BFBFBF" w:themeColor="background1" w:themeShade="BF"/>
                 <w:sz w:val="40"/>
                 <w:szCs w:val="40"/>
               </w:rPr>
@@ -2575,6 +2765,7 @@
                 <w:rFonts w:hint="eastAsia"/>
                 <w:b/>
                 <w:bCs/>
+                <w:color w:val="BFBFBF" w:themeColor="background1" w:themeShade="BF"/>
                 <w:sz w:val="40"/>
                 <w:szCs w:val="40"/>
               </w:rPr>
@@ -2594,6 +2785,7 @@
                 <w:rFonts w:hint="eastAsia"/>
                 <w:b/>
                 <w:bCs/>
+                <w:color w:val="BFBFBF" w:themeColor="background1" w:themeShade="BF"/>
                 <w:sz w:val="40"/>
                 <w:szCs w:val="40"/>
               </w:rPr>
@@ -2622,6 +2814,7 @@
                 <w:rFonts w:hint="eastAsia"/>
                 <w:b/>
                 <w:bCs/>
+                <w:color w:val="BFBFBF" w:themeColor="background1" w:themeShade="BF"/>
                 <w:sz w:val="40"/>
                 <w:szCs w:val="40"/>
               </w:rPr>
@@ -2631,6 +2824,7 @@
               <w:rPr>
                 <w:b/>
                 <w:bCs/>
+                <w:color w:val="BFBFBF" w:themeColor="background1" w:themeShade="BF"/>
                 <w:sz w:val="40"/>
                 <w:szCs w:val="40"/>
               </w:rPr>
@@ -2641,6 +2835,7 @@
                 <w:rFonts w:hint="eastAsia"/>
                 <w:b/>
                 <w:bCs/>
+                <w:color w:val="BFBFBF" w:themeColor="background1" w:themeShade="BF"/>
                 <w:sz w:val="40"/>
                 <w:szCs w:val="40"/>
               </w:rPr>
@@ -2650,6 +2845,7 @@
               <w:rPr>
                 <w:b/>
                 <w:bCs/>
+                <w:color w:val="BFBFBF" w:themeColor="background1" w:themeShade="BF"/>
                 <w:sz w:val="40"/>
                 <w:szCs w:val="40"/>
               </w:rPr>
@@ -2660,6 +2856,7 @@
                 <w:rFonts w:hint="eastAsia"/>
                 <w:b/>
                 <w:bCs/>
+                <w:color w:val="BFBFBF" w:themeColor="background1" w:themeShade="BF"/>
                 <w:sz w:val="40"/>
                 <w:szCs w:val="40"/>
               </w:rPr>
@@ -2669,6 +2866,7 @@
               <w:rPr>
                 <w:b/>
                 <w:bCs/>
+                <w:color w:val="BFBFBF" w:themeColor="background1" w:themeShade="BF"/>
                 <w:sz w:val="40"/>
                 <w:szCs w:val="40"/>
               </w:rPr>
@@ -2679,6 +2877,7 @@
                 <w:rFonts w:hint="eastAsia"/>
                 <w:b/>
                 <w:bCs/>
+                <w:color w:val="BFBFBF" w:themeColor="background1" w:themeShade="BF"/>
                 <w:sz w:val="40"/>
                 <w:szCs w:val="40"/>
               </w:rPr>
@@ -2707,6 +2906,7 @@
                 <w:rFonts w:hint="eastAsia"/>
                 <w:b/>
                 <w:bCs/>
+                <w:color w:val="BFBFBF" w:themeColor="background1" w:themeShade="BF"/>
                 <w:sz w:val="40"/>
                 <w:szCs w:val="40"/>
               </w:rPr>
@@ -2716,6 +2916,7 @@
               <w:rPr>
                 <w:b/>
                 <w:bCs/>
+                <w:color w:val="BFBFBF" w:themeColor="background1" w:themeShade="BF"/>
                 <w:sz w:val="40"/>
                 <w:szCs w:val="40"/>
               </w:rPr>
@@ -2726,6 +2927,7 @@
                 <w:rFonts w:hint="eastAsia"/>
                 <w:b/>
                 <w:bCs/>
+                <w:color w:val="BFBFBF" w:themeColor="background1" w:themeShade="BF"/>
                 <w:sz w:val="40"/>
                 <w:szCs w:val="40"/>
               </w:rPr>
@@ -2735,6 +2937,7 @@
               <w:rPr>
                 <w:b/>
                 <w:bCs/>
+                <w:color w:val="BFBFBF" w:themeColor="background1" w:themeShade="BF"/>
                 <w:sz w:val="40"/>
                 <w:szCs w:val="40"/>
               </w:rPr>
@@ -2745,6 +2948,7 @@
                 <w:rFonts w:hint="eastAsia"/>
                 <w:b/>
                 <w:bCs/>
+                <w:color w:val="BFBFBF" w:themeColor="background1" w:themeShade="BF"/>
                 <w:sz w:val="40"/>
                 <w:szCs w:val="40"/>
               </w:rPr>
@@ -2754,6 +2958,7 @@
               <w:rPr>
                 <w:b/>
                 <w:bCs/>
+                <w:color w:val="BFBFBF" w:themeColor="background1" w:themeShade="BF"/>
                 <w:sz w:val="40"/>
                 <w:szCs w:val="40"/>
               </w:rPr>
@@ -2764,6 +2969,7 @@
                 <w:rFonts w:hint="eastAsia"/>
                 <w:b/>
                 <w:bCs/>
+                <w:color w:val="BFBFBF" w:themeColor="background1" w:themeShade="BF"/>
                 <w:sz w:val="40"/>
                 <w:szCs w:val="40"/>
               </w:rPr>
@@ -2792,6 +2998,7 @@
                 <w:rFonts w:hint="eastAsia"/>
                 <w:b/>
                 <w:bCs/>
+                <w:color w:val="BFBFBF" w:themeColor="background1" w:themeShade="BF"/>
                 <w:sz w:val="40"/>
                 <w:szCs w:val="40"/>
               </w:rPr>
@@ -2801,6 +3008,7 @@
               <w:rPr>
                 <w:b/>
                 <w:bCs/>
+                <w:color w:val="BFBFBF" w:themeColor="background1" w:themeShade="BF"/>
                 <w:sz w:val="40"/>
                 <w:szCs w:val="40"/>
               </w:rPr>
@@ -2811,6 +3019,7 @@
                 <w:rFonts w:hint="eastAsia"/>
                 <w:b/>
                 <w:bCs/>
+                <w:color w:val="BFBFBF" w:themeColor="background1" w:themeShade="BF"/>
                 <w:sz w:val="40"/>
                 <w:szCs w:val="40"/>
               </w:rPr>
@@ -2820,6 +3029,7 @@
               <w:rPr>
                 <w:b/>
                 <w:bCs/>
+                <w:color w:val="BFBFBF" w:themeColor="background1" w:themeShade="BF"/>
                 <w:sz w:val="40"/>
                 <w:szCs w:val="40"/>
               </w:rPr>
@@ -2830,6 +3040,7 @@
                 <w:rFonts w:hint="eastAsia"/>
                 <w:b/>
                 <w:bCs/>
+                <w:color w:val="BFBFBF" w:themeColor="background1" w:themeShade="BF"/>
                 <w:sz w:val="40"/>
                 <w:szCs w:val="40"/>
               </w:rPr>
@@ -2839,6 +3050,7 @@
               <w:rPr>
                 <w:b/>
                 <w:bCs/>
+                <w:color w:val="BFBFBF" w:themeColor="background1" w:themeShade="BF"/>
                 <w:sz w:val="40"/>
                 <w:szCs w:val="40"/>
               </w:rPr>
@@ -2849,6 +3061,7 @@
                 <w:rFonts w:hint="eastAsia"/>
                 <w:b/>
                 <w:bCs/>
+                <w:color w:val="BFBFBF" w:themeColor="background1" w:themeShade="BF"/>
                 <w:sz w:val="40"/>
                 <w:szCs w:val="40"/>
               </w:rPr>
@@ -2877,6 +3090,7 @@
                 <w:rFonts w:hint="eastAsia"/>
                 <w:b/>
                 <w:bCs/>
+                <w:color w:val="BFBFBF" w:themeColor="background1" w:themeShade="BF"/>
                 <w:sz w:val="40"/>
                 <w:szCs w:val="40"/>
               </w:rPr>
@@ -2886,6 +3100,7 @@
               <w:rPr>
                 <w:b/>
                 <w:bCs/>
+                <w:color w:val="BFBFBF" w:themeColor="background1" w:themeShade="BF"/>
                 <w:sz w:val="40"/>
                 <w:szCs w:val="40"/>
               </w:rPr>
@@ -2896,6 +3111,7 @@
                 <w:rFonts w:hint="eastAsia"/>
                 <w:b/>
                 <w:bCs/>
+                <w:color w:val="BFBFBF" w:themeColor="background1" w:themeShade="BF"/>
                 <w:sz w:val="40"/>
                 <w:szCs w:val="40"/>
               </w:rPr>
@@ -2905,6 +3121,7 @@
               <w:rPr>
                 <w:b/>
                 <w:bCs/>
+                <w:color w:val="BFBFBF" w:themeColor="background1" w:themeShade="BF"/>
                 <w:sz w:val="40"/>
                 <w:szCs w:val="40"/>
               </w:rPr>
@@ -2915,6 +3132,7 @@
                 <w:rFonts w:hint="eastAsia"/>
                 <w:b/>
                 <w:bCs/>
+                <w:color w:val="BFBFBF" w:themeColor="background1" w:themeShade="BF"/>
                 <w:sz w:val="40"/>
                 <w:szCs w:val="40"/>
               </w:rPr>
@@ -2924,6 +3142,7 @@
               <w:rPr>
                 <w:b/>
                 <w:bCs/>
+                <w:color w:val="BFBFBF" w:themeColor="background1" w:themeShade="BF"/>
                 <w:sz w:val="40"/>
                 <w:szCs w:val="40"/>
               </w:rPr>
@@ -2934,6 +3153,7 @@
                 <w:rFonts w:hint="eastAsia"/>
                 <w:b/>
                 <w:bCs/>
+                <w:color w:val="BFBFBF" w:themeColor="background1" w:themeShade="BF"/>
                 <w:sz w:val="40"/>
                 <w:szCs w:val="40"/>
               </w:rPr>
@@ -2962,6 +3182,7 @@
                 <w:rFonts w:hint="eastAsia"/>
                 <w:b/>
                 <w:bCs/>
+                <w:color w:val="BFBFBF" w:themeColor="background1" w:themeShade="BF"/>
                 <w:sz w:val="40"/>
                 <w:szCs w:val="40"/>
               </w:rPr>
@@ -2971,6 +3192,7 @@
               <w:rPr>
                 <w:b/>
                 <w:bCs/>
+                <w:color w:val="BFBFBF" w:themeColor="background1" w:themeShade="BF"/>
                 <w:sz w:val="40"/>
                 <w:szCs w:val="40"/>
               </w:rPr>
@@ -2981,6 +3203,7 @@
                 <w:rFonts w:hint="eastAsia"/>
                 <w:b/>
                 <w:bCs/>
+                <w:color w:val="BFBFBF" w:themeColor="background1" w:themeShade="BF"/>
                 <w:sz w:val="40"/>
                 <w:szCs w:val="40"/>
               </w:rPr>
@@ -2990,6 +3213,7 @@
               <w:rPr>
                 <w:b/>
                 <w:bCs/>
+                <w:color w:val="BFBFBF" w:themeColor="background1" w:themeShade="BF"/>
                 <w:sz w:val="40"/>
                 <w:szCs w:val="40"/>
               </w:rPr>
@@ -3000,6 +3224,7 @@
                 <w:rFonts w:hint="eastAsia"/>
                 <w:b/>
                 <w:bCs/>
+                <w:color w:val="BFBFBF" w:themeColor="background1" w:themeShade="BF"/>
                 <w:sz w:val="40"/>
                 <w:szCs w:val="40"/>
               </w:rPr>
@@ -3009,6 +3234,7 @@
               <w:rPr>
                 <w:b/>
                 <w:bCs/>
+                <w:color w:val="BFBFBF" w:themeColor="background1" w:themeShade="BF"/>
                 <w:sz w:val="40"/>
                 <w:szCs w:val="40"/>
               </w:rPr>
@@ -3019,6 +3245,7 @@
                 <w:rFonts w:hint="eastAsia"/>
                 <w:b/>
                 <w:bCs/>
+                <w:color w:val="BFBFBF" w:themeColor="background1" w:themeShade="BF"/>
                 <w:sz w:val="40"/>
                 <w:szCs w:val="40"/>
               </w:rPr>
@@ -3047,6 +3274,7 @@
                 <w:rFonts w:hint="eastAsia"/>
                 <w:b/>
                 <w:bCs/>
+                <w:color w:val="BFBFBF" w:themeColor="background1" w:themeShade="BF"/>
                 <w:sz w:val="40"/>
                 <w:szCs w:val="40"/>
               </w:rPr>
@@ -3056,6 +3284,7 @@
               <w:rPr>
                 <w:b/>
                 <w:bCs/>
+                <w:color w:val="BFBFBF" w:themeColor="background1" w:themeShade="BF"/>
                 <w:sz w:val="40"/>
                 <w:szCs w:val="40"/>
               </w:rPr>
@@ -3066,6 +3295,7 @@
                 <w:rFonts w:hint="eastAsia"/>
                 <w:b/>
                 <w:bCs/>
+                <w:color w:val="BFBFBF" w:themeColor="background1" w:themeShade="BF"/>
                 <w:sz w:val="40"/>
                 <w:szCs w:val="40"/>
               </w:rPr>
@@ -3075,6 +3305,7 @@
               <w:rPr>
                 <w:b/>
                 <w:bCs/>
+                <w:color w:val="BFBFBF" w:themeColor="background1" w:themeShade="BF"/>
                 <w:sz w:val="40"/>
                 <w:szCs w:val="40"/>
               </w:rPr>
@@ -3085,6 +3316,7 @@
                 <w:rFonts w:hint="eastAsia"/>
                 <w:b/>
                 <w:bCs/>
+                <w:color w:val="BFBFBF" w:themeColor="background1" w:themeShade="BF"/>
                 <w:sz w:val="40"/>
                 <w:szCs w:val="40"/>
               </w:rPr>
@@ -3094,6 +3326,7 @@
               <w:rPr>
                 <w:b/>
                 <w:bCs/>
+                <w:color w:val="BFBFBF" w:themeColor="background1" w:themeShade="BF"/>
                 <w:sz w:val="40"/>
                 <w:szCs w:val="40"/>
               </w:rPr>
@@ -3104,6 +3337,7 @@
                 <w:rFonts w:hint="eastAsia"/>
                 <w:b/>
                 <w:bCs/>
+                <w:color w:val="BFBFBF" w:themeColor="background1" w:themeShade="BF"/>
                 <w:sz w:val="40"/>
                 <w:szCs w:val="40"/>
               </w:rPr>
@@ -3132,6 +3366,7 @@
                 <w:rFonts w:hint="eastAsia"/>
                 <w:b/>
                 <w:bCs/>
+                <w:color w:val="BFBFBF" w:themeColor="background1" w:themeShade="BF"/>
                 <w:sz w:val="40"/>
                 <w:szCs w:val="40"/>
               </w:rPr>
@@ -3141,6 +3376,7 @@
               <w:rPr>
                 <w:b/>
                 <w:bCs/>
+                <w:color w:val="BFBFBF" w:themeColor="background1" w:themeShade="BF"/>
                 <w:sz w:val="40"/>
                 <w:szCs w:val="40"/>
               </w:rPr>
@@ -3151,6 +3387,7 @@
                 <w:rFonts w:hint="eastAsia"/>
                 <w:b/>
                 <w:bCs/>
+                <w:color w:val="BFBFBF" w:themeColor="background1" w:themeShade="BF"/>
                 <w:sz w:val="40"/>
                 <w:szCs w:val="40"/>
               </w:rPr>
@@ -3160,6 +3397,7 @@
               <w:rPr>
                 <w:b/>
                 <w:bCs/>
+                <w:color w:val="BFBFBF" w:themeColor="background1" w:themeShade="BF"/>
                 <w:sz w:val="40"/>
                 <w:szCs w:val="40"/>
               </w:rPr>
@@ -3170,6 +3408,7 @@
                 <w:rFonts w:hint="eastAsia"/>
                 <w:b/>
                 <w:bCs/>
+                <w:color w:val="BFBFBF" w:themeColor="background1" w:themeShade="BF"/>
                 <w:sz w:val="40"/>
                 <w:szCs w:val="40"/>
               </w:rPr>
@@ -3189,6 +3428,7 @@
                 <w:rFonts w:hint="eastAsia"/>
                 <w:b/>
                 <w:bCs/>
+                <w:color w:val="BFBFBF" w:themeColor="background1" w:themeShade="BF"/>
                 <w:sz w:val="40"/>
                 <w:szCs w:val="40"/>
               </w:rPr>
@@ -3218,6 +3458,7 @@
                 <w:rFonts w:hint="eastAsia"/>
                 <w:b/>
                 <w:bCs/>
+                <w:color w:val="BFBFBF" w:themeColor="background1" w:themeShade="BF"/>
                 <w:sz w:val="40"/>
                 <w:szCs w:val="40"/>
               </w:rPr>
@@ -3227,6 +3468,7 @@
               <w:rPr>
                 <w:b/>
                 <w:bCs/>
+                <w:color w:val="BFBFBF" w:themeColor="background1" w:themeShade="BF"/>
                 <w:sz w:val="40"/>
                 <w:szCs w:val="40"/>
               </w:rPr>
@@ -3237,6 +3479,7 @@
                 <w:rFonts w:hint="eastAsia"/>
                 <w:b/>
                 <w:bCs/>
+                <w:color w:val="BFBFBF" w:themeColor="background1" w:themeShade="BF"/>
                 <w:sz w:val="40"/>
                 <w:szCs w:val="40"/>
               </w:rPr>
@@ -3246,6 +3489,7 @@
               <w:rPr>
                 <w:b/>
                 <w:bCs/>
+                <w:color w:val="BFBFBF" w:themeColor="background1" w:themeShade="BF"/>
                 <w:sz w:val="40"/>
                 <w:szCs w:val="40"/>
               </w:rPr>
@@ -3256,6 +3500,7 @@
                 <w:rFonts w:hint="eastAsia"/>
                 <w:b/>
                 <w:bCs/>
+                <w:color w:val="BFBFBF" w:themeColor="background1" w:themeShade="BF"/>
                 <w:sz w:val="40"/>
                 <w:szCs w:val="40"/>
               </w:rPr>
@@ -3265,6 +3510,7 @@
               <w:rPr>
                 <w:b/>
                 <w:bCs/>
+                <w:color w:val="BFBFBF" w:themeColor="background1" w:themeShade="BF"/>
                 <w:sz w:val="40"/>
                 <w:szCs w:val="40"/>
               </w:rPr>
@@ -3275,6 +3521,7 @@
                 <w:rFonts w:hint="eastAsia"/>
                 <w:b/>
                 <w:bCs/>
+                <w:color w:val="BFBFBF" w:themeColor="background1" w:themeShade="BF"/>
                 <w:sz w:val="40"/>
                 <w:szCs w:val="40"/>
               </w:rPr>
@@ -3323,6 +3570,7 @@
                 <w:rFonts w:hint="eastAsia"/>
                 <w:b/>
                 <w:bCs/>
+                <w:color w:val="BFBFBF" w:themeColor="background1" w:themeShade="BF"/>
                 <w:sz w:val="40"/>
                 <w:szCs w:val="40"/>
               </w:rPr>
@@ -3332,6 +3580,7 @@
               <w:rPr>
                 <w:b/>
                 <w:bCs/>
+                <w:color w:val="BFBFBF" w:themeColor="background1" w:themeShade="BF"/>
                 <w:sz w:val="40"/>
                 <w:szCs w:val="40"/>
               </w:rPr>
@@ -3342,6 +3591,7 @@
                 <w:rFonts w:hint="eastAsia"/>
                 <w:b/>
                 <w:bCs/>
+                <w:color w:val="BFBFBF" w:themeColor="background1" w:themeShade="BF"/>
                 <w:sz w:val="40"/>
                 <w:szCs w:val="40"/>
               </w:rPr>
@@ -3351,6 +3601,7 @@
               <w:rPr>
                 <w:b/>
                 <w:bCs/>
+                <w:color w:val="BFBFBF" w:themeColor="background1" w:themeShade="BF"/>
                 <w:sz w:val="40"/>
                 <w:szCs w:val="40"/>
               </w:rPr>
@@ -3361,6 +3612,7 @@
                 <w:rFonts w:hint="eastAsia"/>
                 <w:b/>
                 <w:bCs/>
+                <w:color w:val="BFBFBF" w:themeColor="background1" w:themeShade="BF"/>
                 <w:sz w:val="40"/>
                 <w:szCs w:val="40"/>
               </w:rPr>
@@ -3380,6 +3632,7 @@
                 <w:rFonts w:hint="eastAsia"/>
                 <w:b/>
                 <w:bCs/>
+                <w:color w:val="BFBFBF" w:themeColor="background1" w:themeShade="BF"/>
                 <w:sz w:val="40"/>
                 <w:szCs w:val="40"/>
               </w:rPr>
@@ -3408,6 +3661,7 @@
                 <w:rFonts w:hint="eastAsia"/>
                 <w:b/>
                 <w:bCs/>
+                <w:color w:val="BFBFBF" w:themeColor="background1" w:themeShade="BF"/>
                 <w:sz w:val="40"/>
                 <w:szCs w:val="40"/>
               </w:rPr>
@@ -3417,6 +3671,7 @@
               <w:rPr>
                 <w:b/>
                 <w:bCs/>
+                <w:color w:val="BFBFBF" w:themeColor="background1" w:themeShade="BF"/>
                 <w:sz w:val="40"/>
                 <w:szCs w:val="40"/>
               </w:rPr>
@@ -3427,6 +3682,7 @@
                 <w:rFonts w:hint="eastAsia"/>
                 <w:b/>
                 <w:bCs/>
+                <w:color w:val="BFBFBF" w:themeColor="background1" w:themeShade="BF"/>
                 <w:sz w:val="40"/>
                 <w:szCs w:val="40"/>
               </w:rPr>
@@ -3436,6 +3692,7 @@
               <w:rPr>
                 <w:b/>
                 <w:bCs/>
+                <w:color w:val="BFBFBF" w:themeColor="background1" w:themeShade="BF"/>
                 <w:sz w:val="40"/>
                 <w:szCs w:val="40"/>
               </w:rPr>
@@ -3446,6 +3703,7 @@
                 <w:rFonts w:hint="eastAsia"/>
                 <w:b/>
                 <w:bCs/>
+                <w:color w:val="BFBFBF" w:themeColor="background1" w:themeShade="BF"/>
                 <w:sz w:val="40"/>
                 <w:szCs w:val="40"/>
               </w:rPr>
@@ -3455,6 +3713,7 @@
               <w:rPr>
                 <w:b/>
                 <w:bCs/>
+                <w:color w:val="BFBFBF" w:themeColor="background1" w:themeShade="BF"/>
                 <w:sz w:val="40"/>
                 <w:szCs w:val="40"/>
               </w:rPr>
@@ -3465,6 +3724,7 @@
                 <w:rFonts w:hint="eastAsia"/>
                 <w:b/>
                 <w:bCs/>
+                <w:color w:val="BFBFBF" w:themeColor="background1" w:themeShade="BF"/>
                 <w:sz w:val="40"/>
                 <w:szCs w:val="40"/>
               </w:rPr>
@@ -3493,6 +3753,7 @@
                 <w:rFonts w:hint="eastAsia"/>
                 <w:b/>
                 <w:bCs/>
+                <w:color w:val="BFBFBF" w:themeColor="background1" w:themeShade="BF"/>
                 <w:sz w:val="40"/>
                 <w:szCs w:val="40"/>
               </w:rPr>
@@ -3502,6 +3763,7 @@
               <w:rPr>
                 <w:b/>
                 <w:bCs/>
+                <w:color w:val="BFBFBF" w:themeColor="background1" w:themeShade="BF"/>
                 <w:sz w:val="40"/>
                 <w:szCs w:val="40"/>
               </w:rPr>
@@ -3512,6 +3774,7 @@
                 <w:rFonts w:hint="eastAsia"/>
                 <w:b/>
                 <w:bCs/>
+                <w:color w:val="BFBFBF" w:themeColor="background1" w:themeShade="BF"/>
                 <w:sz w:val="40"/>
                 <w:szCs w:val="40"/>
               </w:rPr>
@@ -3521,6 +3784,7 @@
               <w:rPr>
                 <w:b/>
                 <w:bCs/>
+                <w:color w:val="BFBFBF" w:themeColor="background1" w:themeShade="BF"/>
                 <w:sz w:val="40"/>
                 <w:szCs w:val="40"/>
               </w:rPr>
@@ -3531,6 +3795,7 @@
                 <w:rFonts w:hint="eastAsia"/>
                 <w:b/>
                 <w:bCs/>
+                <w:color w:val="BFBFBF" w:themeColor="background1" w:themeShade="BF"/>
                 <w:sz w:val="40"/>
                 <w:szCs w:val="40"/>
               </w:rPr>
@@ -3540,6 +3805,7 @@
               <w:rPr>
                 <w:b/>
                 <w:bCs/>
+                <w:color w:val="BFBFBF" w:themeColor="background1" w:themeShade="BF"/>
                 <w:sz w:val="40"/>
                 <w:szCs w:val="40"/>
               </w:rPr>
@@ -3550,6 +3816,7 @@
                 <w:rFonts w:hint="eastAsia"/>
                 <w:b/>
                 <w:bCs/>
+                <w:color w:val="BFBFBF" w:themeColor="background1" w:themeShade="BF"/>
                 <w:sz w:val="40"/>
                 <w:szCs w:val="40"/>
               </w:rPr>
@@ -3578,6 +3845,7 @@
                 <w:rFonts w:hint="eastAsia"/>
                 <w:b/>
                 <w:bCs/>
+                <w:color w:val="BFBFBF" w:themeColor="background1" w:themeShade="BF"/>
                 <w:sz w:val="40"/>
                 <w:szCs w:val="40"/>
               </w:rPr>
@@ -3587,6 +3855,7 @@
               <w:rPr>
                 <w:b/>
                 <w:bCs/>
+                <w:color w:val="BFBFBF" w:themeColor="background1" w:themeShade="BF"/>
                 <w:sz w:val="40"/>
                 <w:szCs w:val="40"/>
               </w:rPr>
@@ -3597,6 +3866,7 @@
                 <w:rFonts w:hint="eastAsia"/>
                 <w:b/>
                 <w:bCs/>
+                <w:color w:val="BFBFBF" w:themeColor="background1" w:themeShade="BF"/>
                 <w:sz w:val="40"/>
                 <w:szCs w:val="40"/>
               </w:rPr>
@@ -3606,6 +3876,7 @@
               <w:rPr>
                 <w:b/>
                 <w:bCs/>
+                <w:color w:val="BFBFBF" w:themeColor="background1" w:themeShade="BF"/>
                 <w:sz w:val="40"/>
                 <w:szCs w:val="40"/>
               </w:rPr>
@@ -3616,6 +3887,7 @@
                 <w:rFonts w:hint="eastAsia"/>
                 <w:b/>
                 <w:bCs/>
+                <w:color w:val="BFBFBF" w:themeColor="background1" w:themeShade="BF"/>
                 <w:sz w:val="40"/>
                 <w:szCs w:val="40"/>
               </w:rPr>
@@ -3625,6 +3897,7 @@
               <w:rPr>
                 <w:b/>
                 <w:bCs/>
+                <w:color w:val="BFBFBF" w:themeColor="background1" w:themeShade="BF"/>
                 <w:sz w:val="40"/>
                 <w:szCs w:val="40"/>
               </w:rPr>
@@ -3635,6 +3908,7 @@
                 <w:rFonts w:hint="eastAsia"/>
                 <w:b/>
                 <w:bCs/>
+                <w:color w:val="BFBFBF" w:themeColor="background1" w:themeShade="BF"/>
                 <w:sz w:val="40"/>
                 <w:szCs w:val="40"/>
               </w:rPr>
@@ -3663,6 +3937,7 @@
                 <w:rFonts w:hint="eastAsia"/>
                 <w:b/>
                 <w:bCs/>
+                <w:color w:val="BFBFBF" w:themeColor="background1" w:themeShade="BF"/>
                 <w:sz w:val="40"/>
                 <w:szCs w:val="40"/>
               </w:rPr>
@@ -3672,6 +3947,7 @@
               <w:rPr>
                 <w:b/>
                 <w:bCs/>
+                <w:color w:val="BFBFBF" w:themeColor="background1" w:themeShade="BF"/>
                 <w:sz w:val="40"/>
                 <w:szCs w:val="40"/>
               </w:rPr>
@@ -3682,6 +3958,7 @@
                 <w:rFonts w:hint="eastAsia"/>
                 <w:b/>
                 <w:bCs/>
+                <w:color w:val="BFBFBF" w:themeColor="background1" w:themeShade="BF"/>
                 <w:sz w:val="40"/>
                 <w:szCs w:val="40"/>
               </w:rPr>
@@ -3691,6 +3968,7 @@
               <w:rPr>
                 <w:b/>
                 <w:bCs/>
+                <w:color w:val="BFBFBF" w:themeColor="background1" w:themeShade="BF"/>
                 <w:sz w:val="40"/>
                 <w:szCs w:val="40"/>
               </w:rPr>
@@ -3701,6 +3979,7 @@
                 <w:rFonts w:hint="eastAsia"/>
                 <w:b/>
                 <w:bCs/>
+                <w:color w:val="BFBFBF" w:themeColor="background1" w:themeShade="BF"/>
                 <w:sz w:val="40"/>
                 <w:szCs w:val="40"/>
               </w:rPr>
@@ -3720,6 +3999,7 @@
                 <w:rFonts w:hint="eastAsia"/>
                 <w:b/>
                 <w:bCs/>
+                <w:color w:val="BFBFBF" w:themeColor="background1" w:themeShade="BF"/>
                 <w:sz w:val="40"/>
                 <w:szCs w:val="40"/>
               </w:rPr>
@@ -3748,6 +4028,7 @@
                 <w:rFonts w:hint="eastAsia"/>
                 <w:b/>
                 <w:bCs/>
+                <w:color w:val="BFBFBF" w:themeColor="background1" w:themeShade="BF"/>
                 <w:sz w:val="40"/>
                 <w:szCs w:val="40"/>
               </w:rPr>
@@ -3757,6 +4038,7 @@
               <w:rPr>
                 <w:b/>
                 <w:bCs/>
+                <w:color w:val="BFBFBF" w:themeColor="background1" w:themeShade="BF"/>
                 <w:sz w:val="40"/>
                 <w:szCs w:val="40"/>
               </w:rPr>
@@ -3767,6 +4049,7 @@
                 <w:rFonts w:hint="eastAsia"/>
                 <w:b/>
                 <w:bCs/>
+                <w:color w:val="BFBFBF" w:themeColor="background1" w:themeShade="BF"/>
                 <w:sz w:val="40"/>
                 <w:szCs w:val="40"/>
               </w:rPr>
@@ -3776,6 +4059,7 @@
               <w:rPr>
                 <w:b/>
                 <w:bCs/>
+                <w:color w:val="BFBFBF" w:themeColor="background1" w:themeShade="BF"/>
                 <w:sz w:val="40"/>
                 <w:szCs w:val="40"/>
               </w:rPr>
@@ -3786,6 +4070,7 @@
                 <w:rFonts w:hint="eastAsia"/>
                 <w:b/>
                 <w:bCs/>
+                <w:color w:val="BFBFBF" w:themeColor="background1" w:themeShade="BF"/>
                 <w:sz w:val="40"/>
                 <w:szCs w:val="40"/>
               </w:rPr>
@@ -3795,6 +4080,7 @@
               <w:rPr>
                 <w:b/>
                 <w:bCs/>
+                <w:color w:val="BFBFBF" w:themeColor="background1" w:themeShade="BF"/>
                 <w:sz w:val="40"/>
                 <w:szCs w:val="40"/>
               </w:rPr>
@@ -3805,6 +4091,7 @@
                 <w:rFonts w:hint="eastAsia"/>
                 <w:b/>
                 <w:bCs/>
+                <w:color w:val="BFBFBF" w:themeColor="background1" w:themeShade="BF"/>
                 <w:sz w:val="40"/>
                 <w:szCs w:val="40"/>
               </w:rPr>
@@ -3833,6 +4120,7 @@
                 <w:rFonts w:hint="eastAsia"/>
                 <w:b/>
                 <w:bCs/>
+                <w:color w:val="BFBFBF" w:themeColor="background1" w:themeShade="BF"/>
                 <w:sz w:val="40"/>
                 <w:szCs w:val="40"/>
               </w:rPr>
@@ -3842,6 +4130,7 @@
               <w:rPr>
                 <w:b/>
                 <w:bCs/>
+                <w:color w:val="BFBFBF" w:themeColor="background1" w:themeShade="BF"/>
                 <w:sz w:val="40"/>
                 <w:szCs w:val="40"/>
               </w:rPr>
@@ -3852,6 +4141,7 @@
                 <w:rFonts w:hint="eastAsia"/>
                 <w:b/>
                 <w:bCs/>
+                <w:color w:val="BFBFBF" w:themeColor="background1" w:themeShade="BF"/>
                 <w:sz w:val="40"/>
                 <w:szCs w:val="40"/>
               </w:rPr>
@@ -3861,6 +4151,7 @@
               <w:rPr>
                 <w:b/>
                 <w:bCs/>
+                <w:color w:val="BFBFBF" w:themeColor="background1" w:themeShade="BF"/>
                 <w:sz w:val="40"/>
                 <w:szCs w:val="40"/>
               </w:rPr>
@@ -3871,6 +4162,7 @@
                 <w:rFonts w:hint="eastAsia"/>
                 <w:b/>
                 <w:bCs/>
+                <w:color w:val="BFBFBF" w:themeColor="background1" w:themeShade="BF"/>
                 <w:sz w:val="40"/>
                 <w:szCs w:val="40"/>
               </w:rPr>
@@ -3880,6 +4172,7 @@
               <w:rPr>
                 <w:b/>
                 <w:bCs/>
+                <w:color w:val="BFBFBF" w:themeColor="background1" w:themeShade="BF"/>
                 <w:sz w:val="40"/>
                 <w:szCs w:val="40"/>
               </w:rPr>
@@ -3890,6 +4183,7 @@
                 <w:rFonts w:hint="eastAsia"/>
                 <w:b/>
                 <w:bCs/>
+                <w:color w:val="BFBFBF" w:themeColor="background1" w:themeShade="BF"/>
                 <w:sz w:val="40"/>
                 <w:szCs w:val="40"/>
               </w:rPr>
@@ -3918,6 +4212,7 @@
                 <w:rFonts w:hint="eastAsia"/>
                 <w:b/>
                 <w:bCs/>
+                <w:color w:val="BFBFBF" w:themeColor="background1" w:themeShade="BF"/>
                 <w:sz w:val="40"/>
                 <w:szCs w:val="40"/>
               </w:rPr>
@@ -3927,6 +4222,7 @@
               <w:rPr>
                 <w:b/>
                 <w:bCs/>
+                <w:color w:val="BFBFBF" w:themeColor="background1" w:themeShade="BF"/>
                 <w:sz w:val="40"/>
                 <w:szCs w:val="40"/>
               </w:rPr>
@@ -3937,6 +4233,7 @@
                 <w:rFonts w:hint="eastAsia"/>
                 <w:b/>
                 <w:bCs/>
+                <w:color w:val="BFBFBF" w:themeColor="background1" w:themeShade="BF"/>
                 <w:sz w:val="40"/>
                 <w:szCs w:val="40"/>
               </w:rPr>
@@ -3946,6 +4243,7 @@
               <w:rPr>
                 <w:b/>
                 <w:bCs/>
+                <w:color w:val="BFBFBF" w:themeColor="background1" w:themeShade="BF"/>
                 <w:sz w:val="40"/>
                 <w:szCs w:val="40"/>
               </w:rPr>
@@ -3956,6 +4254,7 @@
                 <w:rFonts w:hint="eastAsia"/>
                 <w:b/>
                 <w:bCs/>
+                <w:color w:val="BFBFBF" w:themeColor="background1" w:themeShade="BF"/>
                 <w:sz w:val="40"/>
                 <w:szCs w:val="40"/>
               </w:rPr>
@@ -3965,6 +4264,7 @@
               <w:rPr>
                 <w:b/>
                 <w:bCs/>
+                <w:color w:val="BFBFBF" w:themeColor="background1" w:themeShade="BF"/>
                 <w:sz w:val="40"/>
                 <w:szCs w:val="40"/>
               </w:rPr>
@@ -3975,6 +4275,7 @@
                 <w:rFonts w:hint="eastAsia"/>
                 <w:b/>
                 <w:bCs/>
+                <w:color w:val="BFBFBF" w:themeColor="background1" w:themeShade="BF"/>
                 <w:sz w:val="40"/>
                 <w:szCs w:val="40"/>
               </w:rPr>
@@ -4003,6 +4304,7 @@
                 <w:rFonts w:hint="eastAsia"/>
                 <w:b/>
                 <w:bCs/>
+                <w:color w:val="BFBFBF" w:themeColor="background1" w:themeShade="BF"/>
                 <w:sz w:val="40"/>
                 <w:szCs w:val="40"/>
               </w:rPr>
@@ -4012,6 +4314,7 @@
               <w:rPr>
                 <w:b/>
                 <w:bCs/>
+                <w:color w:val="BFBFBF" w:themeColor="background1" w:themeShade="BF"/>
                 <w:sz w:val="40"/>
                 <w:szCs w:val="40"/>
               </w:rPr>
@@ -4022,6 +4325,7 @@
                 <w:rFonts w:hint="eastAsia"/>
                 <w:b/>
                 <w:bCs/>
+                <w:color w:val="BFBFBF" w:themeColor="background1" w:themeShade="BF"/>
                 <w:sz w:val="40"/>
                 <w:szCs w:val="40"/>
               </w:rPr>
@@ -4031,6 +4335,7 @@
               <w:rPr>
                 <w:b/>
                 <w:bCs/>
+                <w:color w:val="BFBFBF" w:themeColor="background1" w:themeShade="BF"/>
                 <w:sz w:val="40"/>
                 <w:szCs w:val="40"/>
               </w:rPr>
@@ -4041,6 +4346,7 @@
                 <w:rFonts w:hint="eastAsia"/>
                 <w:b/>
                 <w:bCs/>
+                <w:color w:val="BFBFBF" w:themeColor="background1" w:themeShade="BF"/>
                 <w:sz w:val="40"/>
                 <w:szCs w:val="40"/>
               </w:rPr>
@@ -4050,6 +4356,7 @@
               <w:rPr>
                 <w:b/>
                 <w:bCs/>
+                <w:color w:val="BFBFBF" w:themeColor="background1" w:themeShade="BF"/>
                 <w:sz w:val="40"/>
                 <w:szCs w:val="40"/>
               </w:rPr>
@@ -4060,6 +4367,7 @@
                 <w:rFonts w:hint="eastAsia"/>
                 <w:b/>
                 <w:bCs/>
+                <w:color w:val="BFBFBF" w:themeColor="background1" w:themeShade="BF"/>
                 <w:sz w:val="40"/>
                 <w:szCs w:val="40"/>
               </w:rPr>
@@ -4088,6 +4396,7 @@
                 <w:rFonts w:hint="eastAsia"/>
                 <w:b/>
                 <w:bCs/>
+                <w:color w:val="BFBFBF" w:themeColor="background1" w:themeShade="BF"/>
                 <w:sz w:val="40"/>
                 <w:szCs w:val="40"/>
               </w:rPr>
@@ -4097,6 +4406,7 @@
               <w:rPr>
                 <w:b/>
                 <w:bCs/>
+                <w:color w:val="BFBFBF" w:themeColor="background1" w:themeShade="BF"/>
                 <w:sz w:val="40"/>
                 <w:szCs w:val="40"/>
               </w:rPr>
@@ -4107,6 +4417,7 @@
                 <w:rFonts w:hint="eastAsia"/>
                 <w:b/>
                 <w:bCs/>
+                <w:color w:val="BFBFBF" w:themeColor="background1" w:themeShade="BF"/>
                 <w:sz w:val="40"/>
                 <w:szCs w:val="40"/>
               </w:rPr>
@@ -4116,6 +4427,7 @@
               <w:rPr>
                 <w:b/>
                 <w:bCs/>
+                <w:color w:val="BFBFBF" w:themeColor="background1" w:themeShade="BF"/>
                 <w:sz w:val="40"/>
                 <w:szCs w:val="40"/>
               </w:rPr>
@@ -4126,6 +4438,7 @@
                 <w:rFonts w:hint="eastAsia"/>
                 <w:b/>
                 <w:bCs/>
+                <w:color w:val="BFBFBF" w:themeColor="background1" w:themeShade="BF"/>
                 <w:sz w:val="40"/>
                 <w:szCs w:val="40"/>
               </w:rPr>
@@ -4135,6 +4448,7 @@
               <w:rPr>
                 <w:b/>
                 <w:bCs/>
+                <w:color w:val="BFBFBF" w:themeColor="background1" w:themeShade="BF"/>
                 <w:sz w:val="40"/>
                 <w:szCs w:val="40"/>
               </w:rPr>
@@ -4145,6 +4459,7 @@
                 <w:rFonts w:hint="eastAsia"/>
                 <w:b/>
                 <w:bCs/>
+                <w:color w:val="BFBFBF" w:themeColor="background1" w:themeShade="BF"/>
                 <w:sz w:val="40"/>
                 <w:szCs w:val="40"/>
               </w:rPr>
@@ -4173,6 +4488,7 @@
                 <w:rFonts w:hint="eastAsia"/>
                 <w:b/>
                 <w:bCs/>
+                <w:color w:val="BFBFBF" w:themeColor="background1" w:themeShade="BF"/>
                 <w:sz w:val="40"/>
                 <w:szCs w:val="40"/>
               </w:rPr>
@@ -4182,6 +4498,7 @@
               <w:rPr>
                 <w:b/>
                 <w:bCs/>
+                <w:color w:val="BFBFBF" w:themeColor="background1" w:themeShade="BF"/>
                 <w:sz w:val="40"/>
                 <w:szCs w:val="40"/>
               </w:rPr>
@@ -4192,6 +4509,7 @@
                 <w:rFonts w:hint="eastAsia"/>
                 <w:b/>
                 <w:bCs/>
+                <w:color w:val="BFBFBF" w:themeColor="background1" w:themeShade="BF"/>
                 <w:sz w:val="40"/>
                 <w:szCs w:val="40"/>
               </w:rPr>
@@ -4201,6 +4519,7 @@
               <w:rPr>
                 <w:b/>
                 <w:bCs/>
+                <w:color w:val="BFBFBF" w:themeColor="background1" w:themeShade="BF"/>
                 <w:sz w:val="40"/>
                 <w:szCs w:val="40"/>
               </w:rPr>
@@ -4211,6 +4530,7 @@
                 <w:rFonts w:hint="eastAsia"/>
                 <w:b/>
                 <w:bCs/>
+                <w:color w:val="BFBFBF" w:themeColor="background1" w:themeShade="BF"/>
                 <w:sz w:val="40"/>
                 <w:szCs w:val="40"/>
               </w:rPr>
@@ -4220,6 +4540,7 @@
               <w:rPr>
                 <w:b/>
                 <w:bCs/>
+                <w:color w:val="BFBFBF" w:themeColor="background1" w:themeShade="BF"/>
                 <w:sz w:val="40"/>
                 <w:szCs w:val="40"/>
               </w:rPr>
@@ -4230,6 +4551,7 @@
                 <w:rFonts w:hint="eastAsia"/>
                 <w:b/>
                 <w:bCs/>
+                <w:color w:val="BFBFBF" w:themeColor="background1" w:themeShade="BF"/>
                 <w:sz w:val="40"/>
                 <w:szCs w:val="40"/>
               </w:rPr>
@@ -4258,6 +4580,7 @@
                 <w:rFonts w:hint="eastAsia"/>
                 <w:b/>
                 <w:bCs/>
+                <w:color w:val="BFBFBF" w:themeColor="background1" w:themeShade="BF"/>
                 <w:sz w:val="40"/>
                 <w:szCs w:val="40"/>
               </w:rPr>
@@ -4267,6 +4590,7 @@
               <w:rPr>
                 <w:b/>
                 <w:bCs/>
+                <w:color w:val="BFBFBF" w:themeColor="background1" w:themeShade="BF"/>
                 <w:sz w:val="40"/>
                 <w:szCs w:val="40"/>
               </w:rPr>
@@ -4277,6 +4601,7 @@
                 <w:rFonts w:hint="eastAsia"/>
                 <w:b/>
                 <w:bCs/>
+                <w:color w:val="BFBFBF" w:themeColor="background1" w:themeShade="BF"/>
                 <w:sz w:val="40"/>
                 <w:szCs w:val="40"/>
               </w:rPr>
@@ -4286,6 +4611,7 @@
               <w:rPr>
                 <w:b/>
                 <w:bCs/>
+                <w:color w:val="BFBFBF" w:themeColor="background1" w:themeShade="BF"/>
                 <w:sz w:val="40"/>
                 <w:szCs w:val="40"/>
               </w:rPr>
@@ -4296,6 +4622,7 @@
                 <w:rFonts w:hint="eastAsia"/>
                 <w:b/>
                 <w:bCs/>
+                <w:color w:val="BFBFBF" w:themeColor="background1" w:themeShade="BF"/>
                 <w:sz w:val="40"/>
                 <w:szCs w:val="40"/>
               </w:rPr>
@@ -4305,6 +4632,7 @@
               <w:rPr>
                 <w:b/>
                 <w:bCs/>
+                <w:color w:val="BFBFBF" w:themeColor="background1" w:themeShade="BF"/>
                 <w:sz w:val="40"/>
                 <w:szCs w:val="40"/>
               </w:rPr>
@@ -4315,6 +4643,7 @@
                 <w:rFonts w:hint="eastAsia"/>
                 <w:b/>
                 <w:bCs/>
+                <w:color w:val="BFBFBF" w:themeColor="background1" w:themeShade="BF"/>
                 <w:sz w:val="40"/>
                 <w:szCs w:val="40"/>
               </w:rPr>
@@ -4344,6 +4673,7 @@
                 <w:rFonts w:hint="eastAsia"/>
                 <w:b/>
                 <w:bCs/>
+                <w:color w:val="BFBFBF" w:themeColor="background1" w:themeShade="BF"/>
                 <w:sz w:val="40"/>
                 <w:szCs w:val="40"/>
               </w:rPr>
@@ -4353,6 +4683,7 @@
               <w:rPr>
                 <w:b/>
                 <w:bCs/>
+                <w:color w:val="BFBFBF" w:themeColor="background1" w:themeShade="BF"/>
                 <w:sz w:val="40"/>
                 <w:szCs w:val="40"/>
               </w:rPr>
@@ -4363,6 +4694,7 @@
                 <w:rFonts w:hint="eastAsia"/>
                 <w:b/>
                 <w:bCs/>
+                <w:color w:val="BFBFBF" w:themeColor="background1" w:themeShade="BF"/>
                 <w:sz w:val="40"/>
                 <w:szCs w:val="40"/>
               </w:rPr>
@@ -4372,6 +4704,7 @@
               <w:rPr>
                 <w:b/>
                 <w:bCs/>
+                <w:color w:val="BFBFBF" w:themeColor="background1" w:themeShade="BF"/>
                 <w:sz w:val="40"/>
                 <w:szCs w:val="40"/>
               </w:rPr>
@@ -4382,6 +4715,7 @@
                 <w:rFonts w:hint="eastAsia"/>
                 <w:b/>
                 <w:bCs/>
+                <w:color w:val="BFBFBF" w:themeColor="background1" w:themeShade="BF"/>
                 <w:sz w:val="40"/>
                 <w:szCs w:val="40"/>
               </w:rPr>
@@ -4391,6 +4725,7 @@
               <w:rPr>
                 <w:b/>
                 <w:bCs/>
+                <w:color w:val="BFBFBF" w:themeColor="background1" w:themeShade="BF"/>
                 <w:sz w:val="40"/>
                 <w:szCs w:val="40"/>
               </w:rPr>
@@ -4401,6 +4736,7 @@
                 <w:rFonts w:hint="eastAsia"/>
                 <w:b/>
                 <w:bCs/>
+                <w:color w:val="BFBFBF" w:themeColor="background1" w:themeShade="BF"/>
                 <w:sz w:val="40"/>
                 <w:szCs w:val="40"/>
               </w:rPr>
@@ -4449,6 +4785,7 @@
                 <w:rFonts w:hint="eastAsia"/>
                 <w:b/>
                 <w:bCs/>
+                <w:color w:val="BFBFBF" w:themeColor="background1" w:themeShade="BF"/>
                 <w:sz w:val="40"/>
                 <w:szCs w:val="40"/>
               </w:rPr>
@@ -4458,6 +4795,7 @@
               <w:rPr>
                 <w:b/>
                 <w:bCs/>
+                <w:color w:val="BFBFBF" w:themeColor="background1" w:themeShade="BF"/>
                 <w:sz w:val="40"/>
                 <w:szCs w:val="40"/>
               </w:rPr>
@@ -4468,6 +4806,7 @@
                 <w:rFonts w:hint="eastAsia"/>
                 <w:b/>
                 <w:bCs/>
+                <w:color w:val="BFBFBF" w:themeColor="background1" w:themeShade="BF"/>
                 <w:sz w:val="40"/>
                 <w:szCs w:val="40"/>
               </w:rPr>
@@ -4477,6 +4816,7 @@
               <w:rPr>
                 <w:b/>
                 <w:bCs/>
+                <w:color w:val="BFBFBF" w:themeColor="background1" w:themeShade="BF"/>
                 <w:sz w:val="40"/>
                 <w:szCs w:val="40"/>
               </w:rPr>
@@ -4487,6 +4827,7 @@
                 <w:rFonts w:hint="eastAsia"/>
                 <w:b/>
                 <w:bCs/>
+                <w:color w:val="BFBFBF" w:themeColor="background1" w:themeShade="BF"/>
                 <w:sz w:val="40"/>
                 <w:szCs w:val="40"/>
               </w:rPr>
@@ -4496,6 +4837,7 @@
               <w:rPr>
                 <w:b/>
                 <w:bCs/>
+                <w:color w:val="BFBFBF" w:themeColor="background1" w:themeShade="BF"/>
                 <w:sz w:val="40"/>
                 <w:szCs w:val="40"/>
               </w:rPr>
@@ -4506,6 +4848,7 @@
                 <w:rFonts w:hint="eastAsia"/>
                 <w:b/>
                 <w:bCs/>
+                <w:color w:val="BFBFBF" w:themeColor="background1" w:themeShade="BF"/>
                 <w:sz w:val="40"/>
                 <w:szCs w:val="40"/>
               </w:rPr>
@@ -4534,6 +4877,7 @@
                 <w:rFonts w:hint="eastAsia"/>
                 <w:b/>
                 <w:bCs/>
+                <w:color w:val="BFBFBF" w:themeColor="background1" w:themeShade="BF"/>
                 <w:sz w:val="40"/>
                 <w:szCs w:val="40"/>
               </w:rPr>
@@ -4543,6 +4887,7 @@
               <w:rPr>
                 <w:b/>
                 <w:bCs/>
+                <w:color w:val="BFBFBF" w:themeColor="background1" w:themeShade="BF"/>
                 <w:sz w:val="40"/>
                 <w:szCs w:val="40"/>
               </w:rPr>
@@ -4553,6 +4898,7 @@
                 <w:rFonts w:hint="eastAsia"/>
                 <w:b/>
                 <w:bCs/>
+                <w:color w:val="BFBFBF" w:themeColor="background1" w:themeShade="BF"/>
                 <w:sz w:val="40"/>
                 <w:szCs w:val="40"/>
               </w:rPr>
@@ -4562,6 +4908,7 @@
               <w:rPr>
                 <w:b/>
                 <w:bCs/>
+                <w:color w:val="BFBFBF" w:themeColor="background1" w:themeShade="BF"/>
                 <w:sz w:val="40"/>
                 <w:szCs w:val="40"/>
               </w:rPr>
@@ -4572,6 +4919,7 @@
                 <w:rFonts w:hint="eastAsia"/>
                 <w:b/>
                 <w:bCs/>
+                <w:color w:val="BFBFBF" w:themeColor="background1" w:themeShade="BF"/>
                 <w:sz w:val="40"/>
                 <w:szCs w:val="40"/>
               </w:rPr>
@@ -4581,6 +4929,7 @@
               <w:rPr>
                 <w:b/>
                 <w:bCs/>
+                <w:color w:val="BFBFBF" w:themeColor="background1" w:themeShade="BF"/>
                 <w:sz w:val="40"/>
                 <w:szCs w:val="40"/>
               </w:rPr>
@@ -4591,6 +4940,7 @@
                 <w:rFonts w:hint="eastAsia"/>
                 <w:b/>
                 <w:bCs/>
+                <w:color w:val="BFBFBF" w:themeColor="background1" w:themeShade="BF"/>
                 <w:sz w:val="40"/>
                 <w:szCs w:val="40"/>
               </w:rPr>
@@ -4619,6 +4969,7 @@
                 <w:rFonts w:hint="eastAsia"/>
                 <w:b/>
                 <w:bCs/>
+                <w:color w:val="BFBFBF" w:themeColor="background1" w:themeShade="BF"/>
                 <w:sz w:val="40"/>
                 <w:szCs w:val="40"/>
               </w:rPr>
@@ -4628,6 +4979,7 @@
               <w:rPr>
                 <w:b/>
                 <w:bCs/>
+                <w:color w:val="BFBFBF" w:themeColor="background1" w:themeShade="BF"/>
                 <w:sz w:val="40"/>
                 <w:szCs w:val="40"/>
               </w:rPr>
@@ -4638,6 +4990,7 @@
                 <w:rFonts w:hint="eastAsia"/>
                 <w:b/>
                 <w:bCs/>
+                <w:color w:val="BFBFBF" w:themeColor="background1" w:themeShade="BF"/>
                 <w:sz w:val="40"/>
                 <w:szCs w:val="40"/>
               </w:rPr>
@@ -4647,6 +5000,7 @@
               <w:rPr>
                 <w:b/>
                 <w:bCs/>
+                <w:color w:val="BFBFBF" w:themeColor="background1" w:themeShade="BF"/>
                 <w:sz w:val="40"/>
                 <w:szCs w:val="40"/>
               </w:rPr>
@@ -4657,6 +5011,7 @@
                 <w:rFonts w:hint="eastAsia"/>
                 <w:b/>
                 <w:bCs/>
+                <w:color w:val="BFBFBF" w:themeColor="background1" w:themeShade="BF"/>
                 <w:sz w:val="40"/>
                 <w:szCs w:val="40"/>
               </w:rPr>
@@ -4666,6 +5021,7 @@
               <w:rPr>
                 <w:b/>
                 <w:bCs/>
+                <w:color w:val="BFBFBF" w:themeColor="background1" w:themeShade="BF"/>
                 <w:sz w:val="40"/>
                 <w:szCs w:val="40"/>
               </w:rPr>
@@ -4676,6 +5032,7 @@
                 <w:rFonts w:hint="eastAsia"/>
                 <w:b/>
                 <w:bCs/>
+                <w:color w:val="BFBFBF" w:themeColor="background1" w:themeShade="BF"/>
                 <w:sz w:val="40"/>
                 <w:szCs w:val="40"/>
               </w:rPr>
@@ -4704,6 +5061,7 @@
                 <w:rFonts w:hint="eastAsia"/>
                 <w:b/>
                 <w:bCs/>
+                <w:color w:val="BFBFBF" w:themeColor="background1" w:themeShade="BF"/>
                 <w:sz w:val="40"/>
                 <w:szCs w:val="40"/>
               </w:rPr>
@@ -4713,6 +5071,7 @@
               <w:rPr>
                 <w:b/>
                 <w:bCs/>
+                <w:color w:val="BFBFBF" w:themeColor="background1" w:themeShade="BF"/>
                 <w:sz w:val="40"/>
                 <w:szCs w:val="40"/>
               </w:rPr>
@@ -4723,6 +5082,7 @@
                 <w:rFonts w:hint="eastAsia"/>
                 <w:b/>
                 <w:bCs/>
+                <w:color w:val="BFBFBF" w:themeColor="background1" w:themeShade="BF"/>
                 <w:sz w:val="40"/>
                 <w:szCs w:val="40"/>
               </w:rPr>
@@ -4732,6 +5092,7 @@
               <w:rPr>
                 <w:b/>
                 <w:bCs/>
+                <w:color w:val="BFBFBF" w:themeColor="background1" w:themeShade="BF"/>
                 <w:sz w:val="40"/>
                 <w:szCs w:val="40"/>
               </w:rPr>
@@ -4742,6 +5103,7 @@
                 <w:rFonts w:hint="eastAsia"/>
                 <w:b/>
                 <w:bCs/>
+                <w:color w:val="BFBFBF" w:themeColor="background1" w:themeShade="BF"/>
                 <w:sz w:val="40"/>
                 <w:szCs w:val="40"/>
               </w:rPr>
@@ -4751,6 +5113,7 @@
               <w:rPr>
                 <w:b/>
                 <w:bCs/>
+                <w:color w:val="BFBFBF" w:themeColor="background1" w:themeShade="BF"/>
                 <w:sz w:val="40"/>
                 <w:szCs w:val="40"/>
               </w:rPr>
@@ -4761,6 +5124,7 @@
                 <w:rFonts w:hint="eastAsia"/>
                 <w:b/>
                 <w:bCs/>
+                <w:color w:val="BFBFBF" w:themeColor="background1" w:themeShade="BF"/>
                 <w:sz w:val="40"/>
                 <w:szCs w:val="40"/>
               </w:rPr>
@@ -4789,6 +5153,7 @@
                 <w:rFonts w:hint="eastAsia"/>
                 <w:b/>
                 <w:bCs/>
+                <w:color w:val="BFBFBF" w:themeColor="background1" w:themeShade="BF"/>
                 <w:sz w:val="40"/>
                 <w:szCs w:val="40"/>
               </w:rPr>
@@ -4798,6 +5163,7 @@
               <w:rPr>
                 <w:b/>
                 <w:bCs/>
+                <w:color w:val="BFBFBF" w:themeColor="background1" w:themeShade="BF"/>
                 <w:sz w:val="40"/>
                 <w:szCs w:val="40"/>
               </w:rPr>
@@ -4808,6 +5174,7 @@
                 <w:rFonts w:hint="eastAsia"/>
                 <w:b/>
                 <w:bCs/>
+                <w:color w:val="BFBFBF" w:themeColor="background1" w:themeShade="BF"/>
                 <w:sz w:val="40"/>
                 <w:szCs w:val="40"/>
               </w:rPr>
@@ -4817,6 +5184,7 @@
               <w:rPr>
                 <w:b/>
                 <w:bCs/>
+                <w:color w:val="BFBFBF" w:themeColor="background1" w:themeShade="BF"/>
                 <w:sz w:val="40"/>
                 <w:szCs w:val="40"/>
               </w:rPr>
@@ -4827,6 +5195,7 @@
                 <w:rFonts w:hint="eastAsia"/>
                 <w:b/>
                 <w:bCs/>
+                <w:color w:val="BFBFBF" w:themeColor="background1" w:themeShade="BF"/>
                 <w:sz w:val="40"/>
                 <w:szCs w:val="40"/>
               </w:rPr>
@@ -4836,6 +5205,7 @@
               <w:rPr>
                 <w:b/>
                 <w:bCs/>
+                <w:color w:val="BFBFBF" w:themeColor="background1" w:themeShade="BF"/>
                 <w:sz w:val="40"/>
                 <w:szCs w:val="40"/>
               </w:rPr>
@@ -4846,6 +5216,7 @@
                 <w:rFonts w:hint="eastAsia"/>
                 <w:b/>
                 <w:bCs/>
+                <w:color w:val="BFBFBF" w:themeColor="background1" w:themeShade="BF"/>
                 <w:sz w:val="40"/>
                 <w:szCs w:val="40"/>
               </w:rPr>
@@ -4874,6 +5245,7 @@
                 <w:rFonts w:hint="eastAsia"/>
                 <w:b/>
                 <w:bCs/>
+                <w:color w:val="BFBFBF" w:themeColor="background1" w:themeShade="BF"/>
                 <w:sz w:val="40"/>
                 <w:szCs w:val="40"/>
               </w:rPr>
@@ -4883,6 +5255,7 @@
               <w:rPr>
                 <w:b/>
                 <w:bCs/>
+                <w:color w:val="BFBFBF" w:themeColor="background1" w:themeShade="BF"/>
                 <w:sz w:val="40"/>
                 <w:szCs w:val="40"/>
               </w:rPr>
@@ -4893,6 +5266,7 @@
                 <w:rFonts w:hint="eastAsia"/>
                 <w:b/>
                 <w:bCs/>
+                <w:color w:val="BFBFBF" w:themeColor="background1" w:themeShade="BF"/>
                 <w:sz w:val="40"/>
                 <w:szCs w:val="40"/>
               </w:rPr>
@@ -4902,6 +5276,7 @@
               <w:rPr>
                 <w:b/>
                 <w:bCs/>
+                <w:color w:val="BFBFBF" w:themeColor="background1" w:themeShade="BF"/>
                 <w:sz w:val="40"/>
                 <w:szCs w:val="40"/>
               </w:rPr>
@@ -4912,6 +5287,7 @@
                 <w:rFonts w:hint="eastAsia"/>
                 <w:b/>
                 <w:bCs/>
+                <w:color w:val="BFBFBF" w:themeColor="background1" w:themeShade="BF"/>
                 <w:sz w:val="40"/>
                 <w:szCs w:val="40"/>
               </w:rPr>
@@ -4921,6 +5297,7 @@
               <w:rPr>
                 <w:b/>
                 <w:bCs/>
+                <w:color w:val="BFBFBF" w:themeColor="background1" w:themeShade="BF"/>
                 <w:sz w:val="40"/>
                 <w:szCs w:val="40"/>
               </w:rPr>
@@ -4931,6 +5308,7 @@
                 <w:rFonts w:hint="eastAsia"/>
                 <w:b/>
                 <w:bCs/>
+                <w:color w:val="BFBFBF" w:themeColor="background1" w:themeShade="BF"/>
                 <w:sz w:val="40"/>
                 <w:szCs w:val="40"/>
               </w:rPr>
@@ -4959,6 +5337,7 @@
                 <w:rFonts w:hint="eastAsia"/>
                 <w:b/>
                 <w:bCs/>
+                <w:color w:val="BFBFBF" w:themeColor="background1" w:themeShade="BF"/>
                 <w:sz w:val="40"/>
                 <w:szCs w:val="40"/>
               </w:rPr>
@@ -4968,6 +5347,7 @@
               <w:rPr>
                 <w:b/>
                 <w:bCs/>
+                <w:color w:val="BFBFBF" w:themeColor="background1" w:themeShade="BF"/>
                 <w:sz w:val="40"/>
                 <w:szCs w:val="40"/>
               </w:rPr>
@@ -4978,6 +5358,7 @@
                 <w:rFonts w:hint="eastAsia"/>
                 <w:b/>
                 <w:bCs/>
+                <w:color w:val="BFBFBF" w:themeColor="background1" w:themeShade="BF"/>
                 <w:sz w:val="40"/>
                 <w:szCs w:val="40"/>
               </w:rPr>
@@ -4987,6 +5368,7 @@
               <w:rPr>
                 <w:b/>
                 <w:bCs/>
+                <w:color w:val="BFBFBF" w:themeColor="background1" w:themeShade="BF"/>
                 <w:sz w:val="40"/>
                 <w:szCs w:val="40"/>
               </w:rPr>
@@ -4997,6 +5379,7 @@
                 <w:rFonts w:hint="eastAsia"/>
                 <w:b/>
                 <w:bCs/>
+                <w:color w:val="BFBFBF" w:themeColor="background1" w:themeShade="BF"/>
                 <w:sz w:val="40"/>
                 <w:szCs w:val="40"/>
               </w:rPr>
@@ -5006,6 +5389,7 @@
               <w:rPr>
                 <w:b/>
                 <w:bCs/>
+                <w:color w:val="BFBFBF" w:themeColor="background1" w:themeShade="BF"/>
                 <w:sz w:val="40"/>
                 <w:szCs w:val="40"/>
               </w:rPr>
@@ -5016,6 +5400,7 @@
                 <w:rFonts w:hint="eastAsia"/>
                 <w:b/>
                 <w:bCs/>
+                <w:color w:val="BFBFBF" w:themeColor="background1" w:themeShade="BF"/>
                 <w:sz w:val="40"/>
                 <w:szCs w:val="40"/>
               </w:rPr>
@@ -5044,6 +5429,7 @@
                 <w:rFonts w:hint="eastAsia"/>
                 <w:b/>
                 <w:bCs/>
+                <w:color w:val="BFBFBF" w:themeColor="background1" w:themeShade="BF"/>
                 <w:sz w:val="40"/>
                 <w:szCs w:val="40"/>
               </w:rPr>
@@ -5053,6 +5439,7 @@
               <w:rPr>
                 <w:b/>
                 <w:bCs/>
+                <w:color w:val="BFBFBF" w:themeColor="background1" w:themeShade="BF"/>
                 <w:sz w:val="40"/>
                 <w:szCs w:val="40"/>
               </w:rPr>
@@ -5063,6 +5450,7 @@
                 <w:rFonts w:hint="eastAsia"/>
                 <w:b/>
                 <w:bCs/>
+                <w:color w:val="BFBFBF" w:themeColor="background1" w:themeShade="BF"/>
                 <w:sz w:val="40"/>
                 <w:szCs w:val="40"/>
               </w:rPr>
@@ -5072,6 +5460,7 @@
               <w:rPr>
                 <w:b/>
                 <w:bCs/>
+                <w:color w:val="BFBFBF" w:themeColor="background1" w:themeShade="BF"/>
                 <w:sz w:val="40"/>
                 <w:szCs w:val="40"/>
               </w:rPr>
@@ -5082,6 +5471,7 @@
                 <w:rFonts w:hint="eastAsia"/>
                 <w:b/>
                 <w:bCs/>
+                <w:color w:val="BFBFBF" w:themeColor="background1" w:themeShade="BF"/>
                 <w:sz w:val="40"/>
                 <w:szCs w:val="40"/>
               </w:rPr>
@@ -5091,6 +5481,7 @@
               <w:rPr>
                 <w:b/>
                 <w:bCs/>
+                <w:color w:val="BFBFBF" w:themeColor="background1" w:themeShade="BF"/>
                 <w:sz w:val="40"/>
                 <w:szCs w:val="40"/>
               </w:rPr>
@@ -5101,6 +5492,7 @@
                 <w:rFonts w:hint="eastAsia"/>
                 <w:b/>
                 <w:bCs/>
+                <w:color w:val="BFBFBF" w:themeColor="background1" w:themeShade="BF"/>
                 <w:sz w:val="40"/>
                 <w:szCs w:val="40"/>
               </w:rPr>
@@ -5129,6 +5521,7 @@
                 <w:rFonts w:hint="eastAsia"/>
                 <w:b/>
                 <w:bCs/>
+                <w:color w:val="BFBFBF" w:themeColor="background1" w:themeShade="BF"/>
                 <w:sz w:val="40"/>
                 <w:szCs w:val="40"/>
               </w:rPr>
@@ -5138,6 +5531,7 @@
               <w:rPr>
                 <w:b/>
                 <w:bCs/>
+                <w:color w:val="BFBFBF" w:themeColor="background1" w:themeShade="BF"/>
                 <w:sz w:val="40"/>
                 <w:szCs w:val="40"/>
               </w:rPr>
@@ -5148,6 +5542,7 @@
                 <w:rFonts w:hint="eastAsia"/>
                 <w:b/>
                 <w:bCs/>
+                <w:color w:val="BFBFBF" w:themeColor="background1" w:themeShade="BF"/>
                 <w:sz w:val="40"/>
                 <w:szCs w:val="40"/>
               </w:rPr>
@@ -5157,6 +5552,7 @@
               <w:rPr>
                 <w:b/>
                 <w:bCs/>
+                <w:color w:val="BFBFBF" w:themeColor="background1" w:themeShade="BF"/>
                 <w:sz w:val="40"/>
                 <w:szCs w:val="40"/>
               </w:rPr>
@@ -5167,6 +5563,7 @@
                 <w:rFonts w:hint="eastAsia"/>
                 <w:b/>
                 <w:bCs/>
+                <w:color w:val="BFBFBF" w:themeColor="background1" w:themeShade="BF"/>
                 <w:sz w:val="40"/>
                 <w:szCs w:val="40"/>
               </w:rPr>
@@ -5176,6 +5573,7 @@
               <w:rPr>
                 <w:b/>
                 <w:bCs/>
+                <w:color w:val="BFBFBF" w:themeColor="background1" w:themeShade="BF"/>
                 <w:sz w:val="40"/>
                 <w:szCs w:val="40"/>
               </w:rPr>
@@ -5186,6 +5584,7 @@
                 <w:rFonts w:hint="eastAsia"/>
                 <w:b/>
                 <w:bCs/>
+                <w:color w:val="BFBFBF" w:themeColor="background1" w:themeShade="BF"/>
                 <w:sz w:val="40"/>
                 <w:szCs w:val="40"/>
               </w:rPr>
@@ -5214,6 +5613,7 @@
                 <w:rFonts w:hint="eastAsia"/>
                 <w:b/>
                 <w:bCs/>
+                <w:color w:val="BFBFBF" w:themeColor="background1" w:themeShade="BF"/>
                 <w:sz w:val="40"/>
                 <w:szCs w:val="40"/>
               </w:rPr>
@@ -5223,6 +5623,7 @@
               <w:rPr>
                 <w:b/>
                 <w:bCs/>
+                <w:color w:val="BFBFBF" w:themeColor="background1" w:themeShade="BF"/>
                 <w:sz w:val="40"/>
                 <w:szCs w:val="40"/>
               </w:rPr>
@@ -5233,6 +5634,7 @@
                 <w:rFonts w:hint="eastAsia"/>
                 <w:b/>
                 <w:bCs/>
+                <w:color w:val="BFBFBF" w:themeColor="background1" w:themeShade="BF"/>
                 <w:sz w:val="40"/>
                 <w:szCs w:val="40"/>
               </w:rPr>
@@ -5242,6 +5644,7 @@
               <w:rPr>
                 <w:b/>
                 <w:bCs/>
+                <w:color w:val="BFBFBF" w:themeColor="background1" w:themeShade="BF"/>
                 <w:sz w:val="40"/>
                 <w:szCs w:val="40"/>
               </w:rPr>
@@ -5252,6 +5655,7 @@
                 <w:rFonts w:hint="eastAsia"/>
                 <w:b/>
                 <w:bCs/>
+                <w:color w:val="BFBFBF" w:themeColor="background1" w:themeShade="BF"/>
                 <w:sz w:val="40"/>
                 <w:szCs w:val="40"/>
               </w:rPr>
@@ -5261,6 +5665,7 @@
               <w:rPr>
                 <w:b/>
                 <w:bCs/>
+                <w:color w:val="BFBFBF" w:themeColor="background1" w:themeShade="BF"/>
                 <w:sz w:val="40"/>
                 <w:szCs w:val="40"/>
               </w:rPr>
@@ -5271,6 +5676,7 @@
                 <w:rFonts w:hint="eastAsia"/>
                 <w:b/>
                 <w:bCs/>
+                <w:color w:val="BFBFBF" w:themeColor="background1" w:themeShade="BF"/>
                 <w:sz w:val="40"/>
                 <w:szCs w:val="40"/>
               </w:rPr>
@@ -5299,6 +5705,7 @@
                 <w:rFonts w:hint="eastAsia"/>
                 <w:b/>
                 <w:bCs/>
+                <w:color w:val="BFBFBF" w:themeColor="background1" w:themeShade="BF"/>
                 <w:sz w:val="40"/>
                 <w:szCs w:val="40"/>
               </w:rPr>
@@ -5308,6 +5715,7 @@
               <w:rPr>
                 <w:b/>
                 <w:bCs/>
+                <w:color w:val="BFBFBF" w:themeColor="background1" w:themeShade="BF"/>
                 <w:sz w:val="40"/>
                 <w:szCs w:val="40"/>
               </w:rPr>
@@ -5318,6 +5726,7 @@
                 <w:rFonts w:hint="eastAsia"/>
                 <w:b/>
                 <w:bCs/>
+                <w:color w:val="BFBFBF" w:themeColor="background1" w:themeShade="BF"/>
                 <w:sz w:val="40"/>
                 <w:szCs w:val="40"/>
               </w:rPr>
@@ -5327,6 +5736,7 @@
               <w:rPr>
                 <w:b/>
                 <w:bCs/>
+                <w:color w:val="BFBFBF" w:themeColor="background1" w:themeShade="BF"/>
                 <w:sz w:val="40"/>
                 <w:szCs w:val="40"/>
               </w:rPr>
@@ -5337,6 +5747,7 @@
                 <w:rFonts w:hint="eastAsia"/>
                 <w:b/>
                 <w:bCs/>
+                <w:color w:val="BFBFBF" w:themeColor="background1" w:themeShade="BF"/>
                 <w:sz w:val="40"/>
                 <w:szCs w:val="40"/>
               </w:rPr>
@@ -5346,6 +5757,7 @@
               <w:rPr>
                 <w:b/>
                 <w:bCs/>
+                <w:color w:val="BFBFBF" w:themeColor="background1" w:themeShade="BF"/>
                 <w:sz w:val="40"/>
                 <w:szCs w:val="40"/>
               </w:rPr>
@@ -5356,6 +5768,7 @@
                 <w:rFonts w:hint="eastAsia"/>
                 <w:b/>
                 <w:bCs/>
+                <w:color w:val="BFBFBF" w:themeColor="background1" w:themeShade="BF"/>
                 <w:sz w:val="40"/>
                 <w:szCs w:val="40"/>
               </w:rPr>
@@ -5384,6 +5797,7 @@
                 <w:rFonts w:hint="eastAsia"/>
                 <w:b/>
                 <w:bCs/>
+                <w:color w:val="BFBFBF" w:themeColor="background1" w:themeShade="BF"/>
                 <w:sz w:val="40"/>
                 <w:szCs w:val="40"/>
               </w:rPr>
@@ -5393,6 +5807,7 @@
               <w:rPr>
                 <w:b/>
                 <w:bCs/>
+                <w:color w:val="BFBFBF" w:themeColor="background1" w:themeShade="BF"/>
                 <w:sz w:val="40"/>
                 <w:szCs w:val="40"/>
               </w:rPr>
@@ -5403,6 +5818,7 @@
                 <w:rFonts w:hint="eastAsia"/>
                 <w:b/>
                 <w:bCs/>
+                <w:color w:val="BFBFBF" w:themeColor="background1" w:themeShade="BF"/>
                 <w:sz w:val="40"/>
                 <w:szCs w:val="40"/>
               </w:rPr>
@@ -5412,6 +5828,7 @@
               <w:rPr>
                 <w:b/>
                 <w:bCs/>
+                <w:color w:val="BFBFBF" w:themeColor="background1" w:themeShade="BF"/>
                 <w:sz w:val="40"/>
                 <w:szCs w:val="40"/>
               </w:rPr>
@@ -5422,6 +5839,7 @@
                 <w:rFonts w:hint="eastAsia"/>
                 <w:b/>
                 <w:bCs/>
+                <w:color w:val="BFBFBF" w:themeColor="background1" w:themeShade="BF"/>
                 <w:sz w:val="40"/>
                 <w:szCs w:val="40"/>
               </w:rPr>
@@ -5431,6 +5849,7 @@
               <w:rPr>
                 <w:b/>
                 <w:bCs/>
+                <w:color w:val="BFBFBF" w:themeColor="background1" w:themeShade="BF"/>
                 <w:sz w:val="40"/>
                 <w:szCs w:val="40"/>
               </w:rPr>
@@ -5441,6 +5860,7 @@
                 <w:rFonts w:hint="eastAsia"/>
                 <w:b/>
                 <w:bCs/>
+                <w:color w:val="BFBFBF" w:themeColor="background1" w:themeShade="BF"/>
                 <w:sz w:val="40"/>
                 <w:szCs w:val="40"/>
               </w:rPr>
@@ -5469,6 +5889,7 @@
                 <w:rFonts w:hint="eastAsia"/>
                 <w:b/>
                 <w:bCs/>
+                <w:color w:val="BFBFBF" w:themeColor="background1" w:themeShade="BF"/>
                 <w:sz w:val="40"/>
                 <w:szCs w:val="40"/>
               </w:rPr>
@@ -5478,6 +5899,7 @@
               <w:rPr>
                 <w:b/>
                 <w:bCs/>
+                <w:color w:val="BFBFBF" w:themeColor="background1" w:themeShade="BF"/>
                 <w:sz w:val="40"/>
                 <w:szCs w:val="40"/>
               </w:rPr>
@@ -5488,6 +5910,7 @@
                 <w:rFonts w:hint="eastAsia"/>
                 <w:b/>
                 <w:bCs/>
+                <w:color w:val="BFBFBF" w:themeColor="background1" w:themeShade="BF"/>
                 <w:sz w:val="40"/>
                 <w:szCs w:val="40"/>
               </w:rPr>
@@ -5497,6 +5920,7 @@
               <w:rPr>
                 <w:b/>
                 <w:bCs/>
+                <w:color w:val="BFBFBF" w:themeColor="background1" w:themeShade="BF"/>
                 <w:sz w:val="40"/>
                 <w:szCs w:val="40"/>
               </w:rPr>
@@ -5507,6 +5931,7 @@
                 <w:rFonts w:hint="eastAsia"/>
                 <w:b/>
                 <w:bCs/>
+                <w:color w:val="BFBFBF" w:themeColor="background1" w:themeShade="BF"/>
                 <w:sz w:val="40"/>
                 <w:szCs w:val="40"/>
               </w:rPr>
@@ -5516,6 +5941,7 @@
               <w:rPr>
                 <w:b/>
                 <w:bCs/>
+                <w:color w:val="BFBFBF" w:themeColor="background1" w:themeShade="BF"/>
                 <w:sz w:val="40"/>
                 <w:szCs w:val="40"/>
               </w:rPr>
@@ -5526,6 +5952,7 @@
                 <w:rFonts w:hint="eastAsia"/>
                 <w:b/>
                 <w:bCs/>
+                <w:color w:val="BFBFBF" w:themeColor="background1" w:themeShade="BF"/>
                 <w:sz w:val="40"/>
                 <w:szCs w:val="40"/>
               </w:rPr>
@@ -5574,6 +6001,7 @@
                 <w:rFonts w:hint="eastAsia"/>
                 <w:b/>
                 <w:bCs/>
+                <w:color w:val="BFBFBF" w:themeColor="background1" w:themeShade="BF"/>
                 <w:sz w:val="40"/>
                 <w:szCs w:val="40"/>
               </w:rPr>
@@ -5583,6 +6011,7 @@
               <w:rPr>
                 <w:b/>
                 <w:bCs/>
+                <w:color w:val="BFBFBF" w:themeColor="background1" w:themeShade="BF"/>
                 <w:sz w:val="40"/>
                 <w:szCs w:val="40"/>
               </w:rPr>
@@ -5593,6 +6022,7 @@
                 <w:rFonts w:hint="eastAsia"/>
                 <w:b/>
                 <w:bCs/>
+                <w:color w:val="BFBFBF" w:themeColor="background1" w:themeShade="BF"/>
                 <w:sz w:val="40"/>
                 <w:szCs w:val="40"/>
               </w:rPr>
@@ -5602,6 +6032,7 @@
               <w:rPr>
                 <w:b/>
                 <w:bCs/>
+                <w:color w:val="BFBFBF" w:themeColor="background1" w:themeShade="BF"/>
                 <w:sz w:val="40"/>
                 <w:szCs w:val="40"/>
               </w:rPr>
@@ -5612,6 +6043,7 @@
                 <w:rFonts w:hint="eastAsia"/>
                 <w:b/>
                 <w:bCs/>
+                <w:color w:val="BFBFBF" w:themeColor="background1" w:themeShade="BF"/>
                 <w:sz w:val="40"/>
                 <w:szCs w:val="40"/>
               </w:rPr>
@@ -5621,6 +6053,7 @@
               <w:rPr>
                 <w:b/>
                 <w:bCs/>
+                <w:color w:val="BFBFBF" w:themeColor="background1" w:themeShade="BF"/>
                 <w:sz w:val="40"/>
                 <w:szCs w:val="40"/>
               </w:rPr>
@@ -5631,6 +6064,7 @@
                 <w:rFonts w:hint="eastAsia"/>
                 <w:b/>
                 <w:bCs/>
+                <w:color w:val="BFBFBF" w:themeColor="background1" w:themeShade="BF"/>
                 <w:sz w:val="40"/>
                 <w:szCs w:val="40"/>
               </w:rPr>
@@ -5659,6 +6093,7 @@
                 <w:rFonts w:hint="eastAsia"/>
                 <w:b/>
                 <w:bCs/>
+                <w:color w:val="BFBFBF" w:themeColor="background1" w:themeShade="BF"/>
                 <w:sz w:val="40"/>
                 <w:szCs w:val="40"/>
               </w:rPr>
@@ -5668,6 +6103,7 @@
               <w:rPr>
                 <w:b/>
                 <w:bCs/>
+                <w:color w:val="BFBFBF" w:themeColor="background1" w:themeShade="BF"/>
                 <w:sz w:val="40"/>
                 <w:szCs w:val="40"/>
               </w:rPr>
@@ -5678,6 +6114,7 @@
                 <w:rFonts w:hint="eastAsia"/>
                 <w:b/>
                 <w:bCs/>
+                <w:color w:val="BFBFBF" w:themeColor="background1" w:themeShade="BF"/>
                 <w:sz w:val="40"/>
                 <w:szCs w:val="40"/>
               </w:rPr>
@@ -5687,6 +6124,7 @@
               <w:rPr>
                 <w:b/>
                 <w:bCs/>
+                <w:color w:val="BFBFBF" w:themeColor="background1" w:themeShade="BF"/>
                 <w:sz w:val="40"/>
                 <w:szCs w:val="40"/>
               </w:rPr>
@@ -5697,6 +6135,7 @@
                 <w:rFonts w:hint="eastAsia"/>
                 <w:b/>
                 <w:bCs/>
+                <w:color w:val="BFBFBF" w:themeColor="background1" w:themeShade="BF"/>
                 <w:sz w:val="40"/>
                 <w:szCs w:val="40"/>
               </w:rPr>
@@ -5706,6 +6145,7 @@
               <w:rPr>
                 <w:b/>
                 <w:bCs/>
+                <w:color w:val="BFBFBF" w:themeColor="background1" w:themeShade="BF"/>
                 <w:sz w:val="40"/>
                 <w:szCs w:val="40"/>
               </w:rPr>
@@ -5716,6 +6156,7 @@
                 <w:rFonts w:hint="eastAsia"/>
                 <w:b/>
                 <w:bCs/>
+                <w:color w:val="BFBFBF" w:themeColor="background1" w:themeShade="BF"/>
                 <w:sz w:val="40"/>
                 <w:szCs w:val="40"/>
               </w:rPr>
@@ -5744,6 +6185,7 @@
                 <w:rFonts w:hint="eastAsia"/>
                 <w:b/>
                 <w:bCs/>
+                <w:color w:val="BFBFBF" w:themeColor="background1" w:themeShade="BF"/>
                 <w:sz w:val="40"/>
                 <w:szCs w:val="40"/>
               </w:rPr>
@@ -5753,6 +6195,7 @@
               <w:rPr>
                 <w:b/>
                 <w:bCs/>
+                <w:color w:val="BFBFBF" w:themeColor="background1" w:themeShade="BF"/>
                 <w:sz w:val="40"/>
                 <w:szCs w:val="40"/>
               </w:rPr>
@@ -5763,6 +6206,7 @@
                 <w:rFonts w:hint="eastAsia"/>
                 <w:b/>
                 <w:bCs/>
+                <w:color w:val="BFBFBF" w:themeColor="background1" w:themeShade="BF"/>
                 <w:sz w:val="40"/>
                 <w:szCs w:val="40"/>
               </w:rPr>
@@ -5772,6 +6216,7 @@
               <w:rPr>
                 <w:b/>
                 <w:bCs/>
+                <w:color w:val="BFBFBF" w:themeColor="background1" w:themeShade="BF"/>
                 <w:sz w:val="40"/>
                 <w:szCs w:val="40"/>
               </w:rPr>
@@ -5782,6 +6227,7 @@
                 <w:rFonts w:hint="eastAsia"/>
                 <w:b/>
                 <w:bCs/>
+                <w:color w:val="BFBFBF" w:themeColor="background1" w:themeShade="BF"/>
                 <w:sz w:val="40"/>
                 <w:szCs w:val="40"/>
               </w:rPr>
@@ -5791,6 +6237,7 @@
               <w:rPr>
                 <w:b/>
                 <w:bCs/>
+                <w:color w:val="BFBFBF" w:themeColor="background1" w:themeShade="BF"/>
                 <w:sz w:val="40"/>
                 <w:szCs w:val="40"/>
               </w:rPr>
@@ -5801,6 +6248,7 @@
                 <w:rFonts w:hint="eastAsia"/>
                 <w:b/>
                 <w:bCs/>
+                <w:color w:val="BFBFBF" w:themeColor="background1" w:themeShade="BF"/>
                 <w:sz w:val="40"/>
                 <w:szCs w:val="40"/>
               </w:rPr>
@@ -5829,6 +6277,7 @@
                 <w:rFonts w:hint="eastAsia"/>
                 <w:b/>
                 <w:bCs/>
+                <w:color w:val="BFBFBF" w:themeColor="background1" w:themeShade="BF"/>
                 <w:sz w:val="40"/>
                 <w:szCs w:val="40"/>
               </w:rPr>
@@ -5838,6 +6287,7 @@
               <w:rPr>
                 <w:b/>
                 <w:bCs/>
+                <w:color w:val="BFBFBF" w:themeColor="background1" w:themeShade="BF"/>
                 <w:sz w:val="40"/>
                 <w:szCs w:val="40"/>
               </w:rPr>
@@ -5848,6 +6298,7 @@
                 <w:rFonts w:hint="eastAsia"/>
                 <w:b/>
                 <w:bCs/>
+                <w:color w:val="BFBFBF" w:themeColor="background1" w:themeShade="BF"/>
                 <w:sz w:val="40"/>
                 <w:szCs w:val="40"/>
               </w:rPr>
@@ -5857,6 +6308,7 @@
               <w:rPr>
                 <w:b/>
                 <w:bCs/>
+                <w:color w:val="BFBFBF" w:themeColor="background1" w:themeShade="BF"/>
                 <w:sz w:val="40"/>
                 <w:szCs w:val="40"/>
               </w:rPr>
@@ -5867,6 +6319,7 @@
                 <w:rFonts w:hint="eastAsia"/>
                 <w:b/>
                 <w:bCs/>
+                <w:color w:val="BFBFBF" w:themeColor="background1" w:themeShade="BF"/>
                 <w:sz w:val="40"/>
                 <w:szCs w:val="40"/>
               </w:rPr>
@@ -5876,6 +6329,7 @@
               <w:rPr>
                 <w:b/>
                 <w:bCs/>
+                <w:color w:val="BFBFBF" w:themeColor="background1" w:themeShade="BF"/>
                 <w:sz w:val="40"/>
                 <w:szCs w:val="40"/>
               </w:rPr>
@@ -5886,6 +6340,7 @@
                 <w:rFonts w:hint="eastAsia"/>
                 <w:b/>
                 <w:bCs/>
+                <w:color w:val="BFBFBF" w:themeColor="background1" w:themeShade="BF"/>
                 <w:sz w:val="40"/>
                 <w:szCs w:val="40"/>
               </w:rPr>
@@ -5914,6 +6369,7 @@
                 <w:rFonts w:hint="eastAsia"/>
                 <w:b/>
                 <w:bCs/>
+                <w:color w:val="BFBFBF" w:themeColor="background1" w:themeShade="BF"/>
                 <w:sz w:val="40"/>
                 <w:szCs w:val="40"/>
               </w:rPr>
@@ -5923,6 +6379,7 @@
               <w:rPr>
                 <w:b/>
                 <w:bCs/>
+                <w:color w:val="BFBFBF" w:themeColor="background1" w:themeShade="BF"/>
                 <w:sz w:val="40"/>
                 <w:szCs w:val="40"/>
               </w:rPr>
@@ -5933,6 +6390,7 @@
                 <w:rFonts w:hint="eastAsia"/>
                 <w:b/>
                 <w:bCs/>
+                <w:color w:val="BFBFBF" w:themeColor="background1" w:themeShade="BF"/>
                 <w:sz w:val="40"/>
                 <w:szCs w:val="40"/>
               </w:rPr>
@@ -5942,6 +6400,7 @@
               <w:rPr>
                 <w:b/>
                 <w:bCs/>
+                <w:color w:val="BFBFBF" w:themeColor="background1" w:themeShade="BF"/>
                 <w:sz w:val="40"/>
                 <w:szCs w:val="40"/>
               </w:rPr>
@@ -5952,6 +6411,7 @@
                 <w:rFonts w:hint="eastAsia"/>
                 <w:b/>
                 <w:bCs/>
+                <w:color w:val="BFBFBF" w:themeColor="background1" w:themeShade="BF"/>
                 <w:sz w:val="40"/>
                 <w:szCs w:val="40"/>
               </w:rPr>
@@ -5961,6 +6421,7 @@
               <w:rPr>
                 <w:b/>
                 <w:bCs/>
+                <w:color w:val="BFBFBF" w:themeColor="background1" w:themeShade="BF"/>
                 <w:sz w:val="40"/>
                 <w:szCs w:val="40"/>
               </w:rPr>
@@ -5971,6 +6432,7 @@
                 <w:rFonts w:hint="eastAsia"/>
                 <w:b/>
                 <w:bCs/>
+                <w:color w:val="BFBFBF" w:themeColor="background1" w:themeShade="BF"/>
                 <w:sz w:val="40"/>
                 <w:szCs w:val="40"/>
               </w:rPr>
@@ -5999,6 +6461,7 @@
                 <w:rFonts w:hint="eastAsia"/>
                 <w:b/>
                 <w:bCs/>
+                <w:color w:val="BFBFBF" w:themeColor="background1" w:themeShade="BF"/>
                 <w:sz w:val="40"/>
                 <w:szCs w:val="40"/>
               </w:rPr>
@@ -6008,6 +6471,7 @@
               <w:rPr>
                 <w:b/>
                 <w:bCs/>
+                <w:color w:val="BFBFBF" w:themeColor="background1" w:themeShade="BF"/>
                 <w:sz w:val="40"/>
                 <w:szCs w:val="40"/>
               </w:rPr>
@@ -6018,6 +6482,7 @@
                 <w:rFonts w:hint="eastAsia"/>
                 <w:b/>
                 <w:bCs/>
+                <w:color w:val="BFBFBF" w:themeColor="background1" w:themeShade="BF"/>
                 <w:sz w:val="40"/>
                 <w:szCs w:val="40"/>
               </w:rPr>
@@ -6027,6 +6492,7 @@
               <w:rPr>
                 <w:b/>
                 <w:bCs/>
+                <w:color w:val="BFBFBF" w:themeColor="background1" w:themeShade="BF"/>
                 <w:sz w:val="40"/>
                 <w:szCs w:val="40"/>
               </w:rPr>
@@ -6037,6 +6503,7 @@
                 <w:rFonts w:hint="eastAsia"/>
                 <w:b/>
                 <w:bCs/>
+                <w:color w:val="BFBFBF" w:themeColor="background1" w:themeShade="BF"/>
                 <w:sz w:val="40"/>
                 <w:szCs w:val="40"/>
               </w:rPr>
@@ -6046,6 +6513,7 @@
               <w:rPr>
                 <w:b/>
                 <w:bCs/>
+                <w:color w:val="BFBFBF" w:themeColor="background1" w:themeShade="BF"/>
                 <w:sz w:val="40"/>
                 <w:szCs w:val="40"/>
               </w:rPr>
@@ -6056,6 +6524,7 @@
                 <w:rFonts w:hint="eastAsia"/>
                 <w:b/>
                 <w:bCs/>
+                <w:color w:val="BFBFBF" w:themeColor="background1" w:themeShade="BF"/>
                 <w:sz w:val="40"/>
                 <w:szCs w:val="40"/>
               </w:rPr>
@@ -6084,6 +6553,7 @@
                 <w:rFonts w:hint="eastAsia"/>
                 <w:b/>
                 <w:bCs/>
+                <w:color w:val="BFBFBF" w:themeColor="background1" w:themeShade="BF"/>
                 <w:sz w:val="40"/>
                 <w:szCs w:val="40"/>
               </w:rPr>
@@ -6093,6 +6563,7 @@
               <w:rPr>
                 <w:b/>
                 <w:bCs/>
+                <w:color w:val="BFBFBF" w:themeColor="background1" w:themeShade="BF"/>
                 <w:sz w:val="40"/>
                 <w:szCs w:val="40"/>
               </w:rPr>
@@ -6103,6 +6574,7 @@
                 <w:rFonts w:hint="eastAsia"/>
                 <w:b/>
                 <w:bCs/>
+                <w:color w:val="BFBFBF" w:themeColor="background1" w:themeShade="BF"/>
                 <w:sz w:val="40"/>
                 <w:szCs w:val="40"/>
               </w:rPr>
@@ -6112,6 +6584,7 @@
               <w:rPr>
                 <w:b/>
                 <w:bCs/>
+                <w:color w:val="BFBFBF" w:themeColor="background1" w:themeShade="BF"/>
                 <w:sz w:val="40"/>
                 <w:szCs w:val="40"/>
               </w:rPr>
@@ -6122,6 +6595,7 @@
                 <w:rFonts w:hint="eastAsia"/>
                 <w:b/>
                 <w:bCs/>
+                <w:color w:val="BFBFBF" w:themeColor="background1" w:themeShade="BF"/>
                 <w:sz w:val="40"/>
                 <w:szCs w:val="40"/>
               </w:rPr>
@@ -6131,6 +6605,7 @@
               <w:rPr>
                 <w:b/>
                 <w:bCs/>
+                <w:color w:val="BFBFBF" w:themeColor="background1" w:themeShade="BF"/>
                 <w:sz w:val="40"/>
                 <w:szCs w:val="40"/>
               </w:rPr>
@@ -6141,6 +6616,7 @@
                 <w:rFonts w:hint="eastAsia"/>
                 <w:b/>
                 <w:bCs/>
+                <w:color w:val="BFBFBF" w:themeColor="background1" w:themeShade="BF"/>
                 <w:sz w:val="40"/>
                 <w:szCs w:val="40"/>
               </w:rPr>
@@ -6169,6 +6645,7 @@
                 <w:rFonts w:hint="eastAsia"/>
                 <w:b/>
                 <w:bCs/>
+                <w:color w:val="BFBFBF" w:themeColor="background1" w:themeShade="BF"/>
                 <w:sz w:val="40"/>
                 <w:szCs w:val="40"/>
               </w:rPr>
@@ -6178,6 +6655,7 @@
               <w:rPr>
                 <w:b/>
                 <w:bCs/>
+                <w:color w:val="BFBFBF" w:themeColor="background1" w:themeShade="BF"/>
                 <w:sz w:val="40"/>
                 <w:szCs w:val="40"/>
               </w:rPr>
@@ -6188,6 +6666,7 @@
                 <w:rFonts w:hint="eastAsia"/>
                 <w:b/>
                 <w:bCs/>
+                <w:color w:val="BFBFBF" w:themeColor="background1" w:themeShade="BF"/>
                 <w:sz w:val="40"/>
                 <w:szCs w:val="40"/>
               </w:rPr>
@@ -6197,6 +6676,7 @@
               <w:rPr>
                 <w:b/>
                 <w:bCs/>
+                <w:color w:val="BFBFBF" w:themeColor="background1" w:themeShade="BF"/>
                 <w:sz w:val="40"/>
                 <w:szCs w:val="40"/>
               </w:rPr>
@@ -6207,6 +6687,7 @@
                 <w:rFonts w:hint="eastAsia"/>
                 <w:b/>
                 <w:bCs/>
+                <w:color w:val="BFBFBF" w:themeColor="background1" w:themeShade="BF"/>
                 <w:sz w:val="40"/>
                 <w:szCs w:val="40"/>
               </w:rPr>
@@ -6216,6 +6697,7 @@
               <w:rPr>
                 <w:b/>
                 <w:bCs/>
+                <w:color w:val="BFBFBF" w:themeColor="background1" w:themeShade="BF"/>
                 <w:sz w:val="40"/>
                 <w:szCs w:val="40"/>
               </w:rPr>
@@ -6226,6 +6708,7 @@
                 <w:rFonts w:hint="eastAsia"/>
                 <w:b/>
                 <w:bCs/>
+                <w:color w:val="BFBFBF" w:themeColor="background1" w:themeShade="BF"/>
                 <w:sz w:val="40"/>
                 <w:szCs w:val="40"/>
               </w:rPr>
@@ -6254,6 +6737,7 @@
                 <w:rFonts w:hint="eastAsia"/>
                 <w:b/>
                 <w:bCs/>
+                <w:color w:val="BFBFBF" w:themeColor="background1" w:themeShade="BF"/>
                 <w:sz w:val="40"/>
                 <w:szCs w:val="40"/>
               </w:rPr>
@@ -6263,6 +6747,7 @@
               <w:rPr>
                 <w:b/>
                 <w:bCs/>
+                <w:color w:val="BFBFBF" w:themeColor="background1" w:themeShade="BF"/>
                 <w:sz w:val="40"/>
                 <w:szCs w:val="40"/>
               </w:rPr>
@@ -6273,6 +6758,7 @@
                 <w:rFonts w:hint="eastAsia"/>
                 <w:b/>
                 <w:bCs/>
+                <w:color w:val="BFBFBF" w:themeColor="background1" w:themeShade="BF"/>
                 <w:sz w:val="40"/>
                 <w:szCs w:val="40"/>
               </w:rPr>
@@ -6282,6 +6768,7 @@
               <w:rPr>
                 <w:b/>
                 <w:bCs/>
+                <w:color w:val="BFBFBF" w:themeColor="background1" w:themeShade="BF"/>
                 <w:sz w:val="40"/>
                 <w:szCs w:val="40"/>
               </w:rPr>
@@ -6292,6 +6779,7 @@
                 <w:rFonts w:hint="eastAsia"/>
                 <w:b/>
                 <w:bCs/>
+                <w:color w:val="BFBFBF" w:themeColor="background1" w:themeShade="BF"/>
                 <w:sz w:val="40"/>
                 <w:szCs w:val="40"/>
               </w:rPr>
@@ -6301,6 +6789,7 @@
               <w:rPr>
                 <w:b/>
                 <w:bCs/>
+                <w:color w:val="BFBFBF" w:themeColor="background1" w:themeShade="BF"/>
                 <w:sz w:val="40"/>
                 <w:szCs w:val="40"/>
               </w:rPr>
@@ -6311,6 +6800,7 @@
                 <w:rFonts w:hint="eastAsia"/>
                 <w:b/>
                 <w:bCs/>
+                <w:color w:val="BFBFBF" w:themeColor="background1" w:themeShade="BF"/>
                 <w:sz w:val="40"/>
                 <w:szCs w:val="40"/>
               </w:rPr>
@@ -6339,6 +6829,7 @@
                 <w:rFonts w:hint="eastAsia"/>
                 <w:b/>
                 <w:bCs/>
+                <w:color w:val="BFBFBF" w:themeColor="background1" w:themeShade="BF"/>
                 <w:sz w:val="40"/>
                 <w:szCs w:val="40"/>
               </w:rPr>
@@ -6348,6 +6839,7 @@
               <w:rPr>
                 <w:b/>
                 <w:bCs/>
+                <w:color w:val="BFBFBF" w:themeColor="background1" w:themeShade="BF"/>
                 <w:sz w:val="40"/>
                 <w:szCs w:val="40"/>
               </w:rPr>
@@ -6358,6 +6850,7 @@
                 <w:rFonts w:hint="eastAsia"/>
                 <w:b/>
                 <w:bCs/>
+                <w:color w:val="BFBFBF" w:themeColor="background1" w:themeShade="BF"/>
                 <w:sz w:val="40"/>
                 <w:szCs w:val="40"/>
               </w:rPr>
@@ -6367,6 +6860,7 @@
               <w:rPr>
                 <w:b/>
                 <w:bCs/>
+                <w:color w:val="BFBFBF" w:themeColor="background1" w:themeShade="BF"/>
                 <w:sz w:val="40"/>
                 <w:szCs w:val="40"/>
               </w:rPr>
@@ -6377,6 +6871,7 @@
                 <w:rFonts w:hint="eastAsia"/>
                 <w:b/>
                 <w:bCs/>
+                <w:color w:val="BFBFBF" w:themeColor="background1" w:themeShade="BF"/>
                 <w:sz w:val="40"/>
                 <w:szCs w:val="40"/>
               </w:rPr>
@@ -6386,6 +6881,7 @@
               <w:rPr>
                 <w:b/>
                 <w:bCs/>
+                <w:color w:val="BFBFBF" w:themeColor="background1" w:themeShade="BF"/>
                 <w:sz w:val="40"/>
                 <w:szCs w:val="40"/>
               </w:rPr>
@@ -6396,6 +6892,7 @@
                 <w:rFonts w:hint="eastAsia"/>
                 <w:b/>
                 <w:bCs/>
+                <w:color w:val="BFBFBF" w:themeColor="background1" w:themeShade="BF"/>
                 <w:sz w:val="40"/>
                 <w:szCs w:val="40"/>
               </w:rPr>
@@ -6424,6 +6921,7 @@
                 <w:rFonts w:hint="eastAsia"/>
                 <w:b/>
                 <w:bCs/>
+                <w:color w:val="BFBFBF" w:themeColor="background1" w:themeShade="BF"/>
                 <w:sz w:val="40"/>
                 <w:szCs w:val="40"/>
               </w:rPr>
@@ -6433,6 +6931,7 @@
               <w:rPr>
                 <w:b/>
                 <w:bCs/>
+                <w:color w:val="BFBFBF" w:themeColor="background1" w:themeShade="BF"/>
                 <w:sz w:val="40"/>
                 <w:szCs w:val="40"/>
               </w:rPr>
@@ -6443,6 +6942,7 @@
                 <w:rFonts w:hint="eastAsia"/>
                 <w:b/>
                 <w:bCs/>
+                <w:color w:val="BFBFBF" w:themeColor="background1" w:themeShade="BF"/>
                 <w:sz w:val="40"/>
                 <w:szCs w:val="40"/>
               </w:rPr>
@@ -6452,6 +6952,7 @@
               <w:rPr>
                 <w:b/>
                 <w:bCs/>
+                <w:color w:val="BFBFBF" w:themeColor="background1" w:themeShade="BF"/>
                 <w:sz w:val="40"/>
                 <w:szCs w:val="40"/>
               </w:rPr>
@@ -6462,6 +6963,7 @@
                 <w:rFonts w:hint="eastAsia"/>
                 <w:b/>
                 <w:bCs/>
+                <w:color w:val="BFBFBF" w:themeColor="background1" w:themeShade="BF"/>
                 <w:sz w:val="40"/>
                 <w:szCs w:val="40"/>
               </w:rPr>
@@ -6471,6 +6973,7 @@
               <w:rPr>
                 <w:b/>
                 <w:bCs/>
+                <w:color w:val="BFBFBF" w:themeColor="background1" w:themeShade="BF"/>
                 <w:sz w:val="40"/>
                 <w:szCs w:val="40"/>
               </w:rPr>
@@ -6481,6 +6984,7 @@
                 <w:rFonts w:hint="eastAsia"/>
                 <w:b/>
                 <w:bCs/>
+                <w:color w:val="BFBFBF" w:themeColor="background1" w:themeShade="BF"/>
                 <w:sz w:val="40"/>
                 <w:szCs w:val="40"/>
               </w:rPr>
@@ -6509,6 +7013,7 @@
                 <w:rFonts w:hint="eastAsia"/>
                 <w:b/>
                 <w:bCs/>
+                <w:color w:val="BFBFBF" w:themeColor="background1" w:themeShade="BF"/>
                 <w:sz w:val="40"/>
                 <w:szCs w:val="40"/>
               </w:rPr>
@@ -6518,6 +7023,7 @@
               <w:rPr>
                 <w:b/>
                 <w:bCs/>
+                <w:color w:val="BFBFBF" w:themeColor="background1" w:themeShade="BF"/>
                 <w:sz w:val="40"/>
                 <w:szCs w:val="40"/>
               </w:rPr>
@@ -6528,6 +7034,7 @@
                 <w:rFonts w:hint="eastAsia"/>
                 <w:b/>
                 <w:bCs/>
+                <w:color w:val="BFBFBF" w:themeColor="background1" w:themeShade="BF"/>
                 <w:sz w:val="40"/>
                 <w:szCs w:val="40"/>
               </w:rPr>
@@ -6537,6 +7044,7 @@
               <w:rPr>
                 <w:b/>
                 <w:bCs/>
+                <w:color w:val="BFBFBF" w:themeColor="background1" w:themeShade="BF"/>
                 <w:sz w:val="40"/>
                 <w:szCs w:val="40"/>
               </w:rPr>
@@ -6547,6 +7055,7 @@
                 <w:rFonts w:hint="eastAsia"/>
                 <w:b/>
                 <w:bCs/>
+                <w:color w:val="BFBFBF" w:themeColor="background1" w:themeShade="BF"/>
                 <w:sz w:val="40"/>
                 <w:szCs w:val="40"/>
               </w:rPr>
@@ -6556,6 +7065,7 @@
               <w:rPr>
                 <w:b/>
                 <w:bCs/>
+                <w:color w:val="BFBFBF" w:themeColor="background1" w:themeShade="BF"/>
                 <w:sz w:val="40"/>
                 <w:szCs w:val="40"/>
               </w:rPr>
@@ -6566,6 +7076,7 @@
                 <w:rFonts w:hint="eastAsia"/>
                 <w:b/>
                 <w:bCs/>
+                <w:color w:val="BFBFBF" w:themeColor="background1" w:themeShade="BF"/>
                 <w:sz w:val="40"/>
                 <w:szCs w:val="40"/>
               </w:rPr>
@@ -6594,6 +7105,7 @@
                 <w:rFonts w:hint="eastAsia"/>
                 <w:b/>
                 <w:bCs/>
+                <w:color w:val="BFBFBF" w:themeColor="background1" w:themeShade="BF"/>
                 <w:sz w:val="40"/>
                 <w:szCs w:val="40"/>
               </w:rPr>
@@ -6603,6 +7115,7 @@
               <w:rPr>
                 <w:b/>
                 <w:bCs/>
+                <w:color w:val="BFBFBF" w:themeColor="background1" w:themeShade="BF"/>
                 <w:sz w:val="40"/>
                 <w:szCs w:val="40"/>
               </w:rPr>
@@ -6613,6 +7126,7 @@
                 <w:rFonts w:hint="eastAsia"/>
                 <w:b/>
                 <w:bCs/>
+                <w:color w:val="BFBFBF" w:themeColor="background1" w:themeShade="BF"/>
                 <w:sz w:val="40"/>
                 <w:szCs w:val="40"/>
               </w:rPr>
@@ -6622,6 +7136,7 @@
               <w:rPr>
                 <w:b/>
                 <w:bCs/>
+                <w:color w:val="BFBFBF" w:themeColor="background1" w:themeShade="BF"/>
                 <w:sz w:val="40"/>
                 <w:szCs w:val="40"/>
               </w:rPr>
@@ -6632,6 +7147,7 @@
                 <w:rFonts w:hint="eastAsia"/>
                 <w:b/>
                 <w:bCs/>
+                <w:color w:val="BFBFBF" w:themeColor="background1" w:themeShade="BF"/>
                 <w:sz w:val="40"/>
                 <w:szCs w:val="40"/>
               </w:rPr>
@@ -6641,6 +7157,7 @@
               <w:rPr>
                 <w:b/>
                 <w:bCs/>
+                <w:color w:val="BFBFBF" w:themeColor="background1" w:themeShade="BF"/>
                 <w:sz w:val="40"/>
                 <w:szCs w:val="40"/>
               </w:rPr>
@@ -6651,6 +7168,7 @@
                 <w:rFonts w:hint="eastAsia"/>
                 <w:b/>
                 <w:bCs/>
+                <w:color w:val="BFBFBF" w:themeColor="background1" w:themeShade="BF"/>
                 <w:sz w:val="40"/>
                 <w:szCs w:val="40"/>
               </w:rPr>
@@ -6977,6 +7495,7 @@
         <w:rPr>
           <w:b/>
         </w:rPr>
+        <w:lastRenderedPageBreak/>
         <w:t>Câu {index}</w:t>
       </w:r>
       <w:r>

--- a/template/template-omr-essay-ai-scan.docx
+++ b/template/template-omr-essay-ai-scan.docx
@@ -11049,213 +11049,9 @@
       </w:r>
     </w:p>
     <w:p>
-      <w:pPr>
-        <w:rPr>
-          <w:i/>
-          <w:sz w:val="19"/>
-        </w:rPr>
-      </w:pPr>
-    </w:p>
-    <w:p>
-      <w:pPr>
-        <w:rPr>
-          <w:i/>
-          <w:sz w:val="19"/>
-        </w:rPr>
-      </w:pPr>
-    </w:p>
-    <w:p>
-      <w:pPr>
-        <w:rPr>
-          <w:i/>
-          <w:sz w:val="19"/>
-        </w:rPr>
-      </w:pPr>
-    </w:p>
-    <w:p>
-      <w:pPr>
-        <w:rPr>
-          <w:i/>
-          <w:sz w:val="19"/>
-        </w:rPr>
-      </w:pPr>
-    </w:p>
-    <w:p>
-      <w:pPr>
-        <w:rPr>
-          <w:i/>
-          <w:sz w:val="19"/>
-        </w:rPr>
-      </w:pPr>
-    </w:p>
-    <w:p>
-      <w:pPr>
-        <w:rPr>
-          <w:i/>
-          <w:sz w:val="19"/>
-        </w:rPr>
-      </w:pPr>
-    </w:p>
-    <w:p>
-      <w:pPr>
-        <w:rPr>
-          <w:i/>
-          <w:sz w:val="19"/>
-        </w:rPr>
-      </w:pPr>
-    </w:p>
-    <w:p>
-      <w:pPr>
-        <w:rPr>
-          <w:i/>
-          <w:sz w:val="19"/>
-        </w:rPr>
-      </w:pPr>
-    </w:p>
-    <w:p>
-      <w:pPr>
-        <w:rPr>
-          <w:i/>
-          <w:sz w:val="19"/>
-        </w:rPr>
-      </w:pPr>
-    </w:p>
-    <w:p>
-      <w:pPr>
-        <w:rPr>
-          <w:i/>
-          <w:sz w:val="19"/>
-        </w:rPr>
-      </w:pPr>
-    </w:p>
-    <w:p>
-      <w:pPr>
-        <w:rPr>
-          <w:i/>
-          <w:sz w:val="19"/>
-        </w:rPr>
-      </w:pPr>
-    </w:p>
-    <w:p>
-      <w:pPr>
-        <w:rPr>
-          <w:i/>
-          <w:sz w:val="19"/>
-        </w:rPr>
-      </w:pPr>
-    </w:p>
-    <w:p>
-      <w:pPr>
-        <w:rPr>
-          <w:i/>
-          <w:sz w:val="19"/>
-        </w:rPr>
-      </w:pPr>
-    </w:p>
-    <w:p>
-      <w:pPr>
-        <w:rPr>
-          <w:i/>
-          <w:sz w:val="19"/>
-        </w:rPr>
-      </w:pPr>
-    </w:p>
-    <w:p>
-      <w:pPr>
-        <w:rPr>
-          <w:i/>
-          <w:sz w:val="19"/>
-        </w:rPr>
-      </w:pPr>
-    </w:p>
-    <w:p>
-      <w:pPr>
-        <w:rPr>
-          <w:i/>
-          <w:sz w:val="19"/>
-        </w:rPr>
-      </w:pPr>
-    </w:p>
-    <w:p>
-      <w:pPr>
-        <w:rPr>
-          <w:i/>
-          <w:sz w:val="19"/>
-        </w:rPr>
-      </w:pPr>
-    </w:p>
-    <w:p>
-      <w:pPr>
-        <w:rPr>
-          <w:i/>
-          <w:sz w:val="19"/>
-        </w:rPr>
-      </w:pPr>
-    </w:p>
-    <w:p>
-      <w:pPr>
-        <w:rPr>
-          <w:i/>
-          <w:sz w:val="19"/>
-        </w:rPr>
-      </w:pPr>
-    </w:p>
-    <w:p>
-      <w:pPr>
-        <w:rPr>
-          <w:i/>
-          <w:sz w:val="19"/>
-        </w:rPr>
-      </w:pPr>
-    </w:p>
-    <w:p>
-      <w:pPr>
-        <w:rPr>
-          <w:i/>
-          <w:sz w:val="19"/>
-        </w:rPr>
-      </w:pPr>
-    </w:p>
-    <w:p>
-      <w:pPr>
-        <w:rPr>
-          <w:i/>
-          <w:sz w:val="19"/>
-        </w:rPr>
-      </w:pPr>
-    </w:p>
-    <w:p>
-      <w:pPr>
-        <w:rPr>
-          <w:i/>
-          <w:sz w:val="19"/>
-        </w:rPr>
-      </w:pPr>
-    </w:p>
-    <w:p/>
-    <w:p/>
-    <w:p/>
-    <w:p/>
-    <w:p/>
-    <w:p/>
-    <w:p>
       <w:r>
         <w:t>{#essays}</w:t>
       </w:r>
-    </w:p>
-    <w:p>
-      <w:pPr>
-        <w:rPr>
-          <w:b/>
-        </w:rPr>
-      </w:pPr>
-    </w:p>
-    <w:p>
-      <w:pPr>
-        <w:rPr>
-          <w:b/>
-        </w:rPr>
-      </w:pPr>
     </w:p>
     <w:p>
       <w:r>
